--- a/文件/第7章可以看來補充資料表了解.docx
+++ b/文件/第7章可以看來補充資料表了解.docx
@@ -291,13 +291,7 @@
         <w:t>(</w:t>
       </w:r>
     </w:p>
-    <w:p>
-      <w:pPr>
-        <w:rPr>
-          <w:rFonts w:hint="eastAsia"/>
-        </w:rPr>
-      </w:pPr>
-    </w:p>
+    <w:p/>
     <w:p>
       <w:r>
         <w:rPr>
@@ -334,10 +328,7 @@
     </w:p>
     <w:p>
       <w:r>
-        <w:t>I</w:t>
-      </w:r>
-      <w:r>
-        <w:t>d</w:t>
+        <w:t>Id</w:t>
       </w:r>
       <w:r>
         <w:rPr>
@@ -472,518 +463,119 @@
       </w:r>
     </w:p>
     <w:p>
-      <w:pPr>
-        <w:rPr>
-          <w:rFonts w:hint="eastAsia"/>
-        </w:rPr>
-      </w:pPr>
       <w:r>
         <w:rPr>
           <w:rFonts w:hint="eastAsia"/>
         </w:rPr>
         <w:lastRenderedPageBreak/>
-        <w:t>latitude</w:t>
-      </w:r>
+        <w:t xml:space="preserve">latitude  </w:t>
+      </w:r>
+      <w:r>
+        <w:tab/>
+      </w:r>
+      <w:r>
+        <w:tab/>
+      </w:r>
+      <w:r>
+        <w:tab/>
+      </w:r>
+      <w:r>
+        <w:rPr>
+          <w:rFonts w:hint="eastAsia"/>
+        </w:rPr>
+        <w:t>緯度</w:t>
+      </w:r>
+    </w:p>
+    <w:p>
+      <w:r>
+        <w:rPr>
+          <w:rFonts w:hint="eastAsia"/>
+        </w:rPr>
+        <w:t xml:space="preserve">longitude   </w:t>
+      </w:r>
+      <w:r>
+        <w:tab/>
+      </w:r>
+      <w:r>
+        <w:tab/>
+      </w:r>
+      <w:r>
+        <w:tab/>
+      </w:r>
+      <w:r>
+        <w:rPr>
+          <w:rFonts w:hint="eastAsia"/>
+        </w:rPr>
+        <w:t>經度</w:t>
+      </w:r>
+    </w:p>
+    <w:p>
+      <w:proofErr w:type="spellStart"/>
+      <w:r>
+        <w:rPr>
+          <w:rFonts w:hint="eastAsia"/>
+        </w:rPr>
+        <w:t>img_url</w:t>
+      </w:r>
+      <w:proofErr w:type="spellEnd"/>
+      <w:r>
+        <w:rPr>
+          <w:rFonts w:hint="eastAsia"/>
+        </w:rPr>
+        <w:t xml:space="preserve">     </w:t>
+      </w:r>
+      <w:r>
+        <w:tab/>
+      </w:r>
+      <w:r>
+        <w:tab/>
+      </w:r>
+      <w:r>
+        <w:tab/>
+      </w:r>
+      <w:r>
+        <w:rPr>
+          <w:rFonts w:hint="eastAsia"/>
+        </w:rPr>
+        <w:t>圖片連結</w:t>
+      </w:r>
+    </w:p>
+    <w:p>
+      <w:proofErr w:type="spellStart"/>
+      <w:r>
+        <w:rPr>
+          <w:rFonts w:hint="eastAsia"/>
+        </w:rPr>
+        <w:t>time_created</w:t>
+      </w:r>
+      <w:proofErr w:type="spellEnd"/>
+      <w:r>
+        <w:tab/>
+      </w:r>
+      <w:r>
+        <w:tab/>
+      </w:r>
+      <w:r>
+        <w:tab/>
+      </w:r>
+      <w:r>
+        <w:rPr>
+          <w:rFonts w:hint="eastAsia"/>
+        </w:rPr>
+        <w:t>使用者送出時間</w:t>
+      </w:r>
+    </w:p>
+    <w:p>
       <w:r>
         <w:rPr>
           <w:rFonts w:hint="eastAsia"/>
         </w:rPr>
         <w:t xml:space="preserve"> </w:t>
-      </w:r>
-      <w:r>
-        <w:rPr>
-          <w:rFonts w:hint="eastAsia"/>
-        </w:rPr>
-        <w:t xml:space="preserve"> </w:t>
-      </w:r>
-      <w:r>
-        <w:tab/>
-      </w:r>
-      <w:r>
-        <w:tab/>
-      </w:r>
-      <w:r>
-        <w:tab/>
-      </w:r>
-      <w:r>
-        <w:rPr>
-          <w:rFonts w:hint="eastAsia"/>
-        </w:rPr>
-        <w:t>緯度</w:t>
-      </w:r>
-    </w:p>
-    <w:p>
-      <w:pPr>
-        <w:rPr>
-          <w:rFonts w:hint="eastAsia"/>
-        </w:rPr>
-      </w:pPr>
-      <w:r>
-        <w:rPr>
-          <w:rFonts w:hint="eastAsia"/>
-        </w:rPr>
-        <w:t xml:space="preserve">longitude </w:t>
-      </w:r>
-      <w:r>
-        <w:rPr>
-          <w:rFonts w:hint="eastAsia"/>
-        </w:rPr>
-        <w:t xml:space="preserve"> </w:t>
-      </w:r>
-      <w:r>
-        <w:rPr>
-          <w:rFonts w:hint="eastAsia"/>
-        </w:rPr>
-        <w:t xml:space="preserve"> </w:t>
-      </w:r>
-      <w:r>
-        <w:tab/>
-      </w:r>
-      <w:r>
-        <w:tab/>
-      </w:r>
-      <w:r>
-        <w:tab/>
-      </w:r>
-      <w:r>
-        <w:rPr>
-          <w:rFonts w:hint="eastAsia"/>
-        </w:rPr>
-        <w:t>經度</w:t>
-      </w:r>
-    </w:p>
-    <w:p>
-      <w:pPr>
-        <w:rPr>
-          <w:rFonts w:hint="eastAsia"/>
-        </w:rPr>
-      </w:pPr>
-      <w:proofErr w:type="spellStart"/>
-      <w:r>
-        <w:rPr>
-          <w:rFonts w:hint="eastAsia"/>
-        </w:rPr>
-        <w:t>img_url</w:t>
-      </w:r>
-      <w:proofErr w:type="spellEnd"/>
-      <w:r>
-        <w:rPr>
-          <w:rFonts w:hint="eastAsia"/>
-        </w:rPr>
-        <w:t xml:space="preserve">     </w:t>
-      </w:r>
-      <w:r>
-        <w:tab/>
-      </w:r>
-      <w:r>
-        <w:tab/>
-      </w:r>
-      <w:r>
-        <w:tab/>
-      </w:r>
-      <w:r>
-        <w:rPr>
-          <w:rFonts w:hint="eastAsia"/>
-        </w:rPr>
-        <w:t>圖片連結</w:t>
-      </w:r>
-    </w:p>
-    <w:p>
-      <w:pPr>
-        <w:rPr>
-          <w:rFonts w:hint="eastAsia"/>
-        </w:rPr>
-      </w:pPr>
-      <w:proofErr w:type="spellStart"/>
-      <w:r>
-        <w:rPr>
-          <w:rFonts w:hint="eastAsia"/>
-        </w:rPr>
-        <w:t>time_created</w:t>
-      </w:r>
-      <w:proofErr w:type="spellEnd"/>
-      <w:r>
-        <w:tab/>
-      </w:r>
-      <w:r>
-        <w:tab/>
-      </w:r>
-      <w:r>
-        <w:tab/>
-      </w:r>
-      <w:r>
-        <w:rPr>
-          <w:rFonts w:hint="eastAsia"/>
-        </w:rPr>
-        <w:t>使用者送出時間</w:t>
-      </w:r>
-    </w:p>
-    <w:p>
-      <w:r>
-        <w:rPr>
-          <w:rFonts w:hint="eastAsia"/>
-        </w:rPr>
-        <w:t xml:space="preserve"> </w:t>
-      </w:r>
-    </w:p>
-    <w:p/>
-    <w:p>
-      <w:pPr>
-        <w:rPr>
-          <w:rFonts w:hint="eastAsia"/>
-        </w:rPr>
-      </w:pPr>
-    </w:p>
-    <w:p/>
-    <w:p>
-      <w:r>
-        <w:rPr>
-          <w:rFonts w:hint="eastAsia"/>
-        </w:rPr>
-        <w:t>表</w:t>
-      </w:r>
-      <w:r>
-        <w:rPr>
-          <w:rFonts w:hint="eastAsia"/>
-        </w:rPr>
-        <w:t>:</w:t>
-      </w:r>
-      <w:r>
-        <w:t xml:space="preserve"> </w:t>
-      </w:r>
-      <w:proofErr w:type="spellStart"/>
-      <w:r>
-        <w:t>pemap_</w:t>
-      </w:r>
-      <w:r>
-        <w:rPr>
-          <w:rFonts w:hint="eastAsia"/>
-        </w:rPr>
-        <w:t>before</w:t>
-      </w:r>
-      <w:proofErr w:type="spellEnd"/>
-      <w:r>
-        <w:rPr>
-          <w:rFonts w:hint="eastAsia"/>
-        </w:rPr>
-        <w:t>審核</w:t>
-      </w:r>
-      <w:r>
-        <w:rPr>
-          <w:rFonts w:hint="eastAsia"/>
-        </w:rPr>
-        <w:t>前</w:t>
-      </w:r>
-      <w:r>
-        <w:rPr>
-          <w:rFonts w:hint="eastAsia"/>
-        </w:rPr>
-        <w:t>地圖表單</w:t>
-      </w:r>
-    </w:p>
-    <w:p/>
-    <w:p>
-      <w:r>
-        <w:t>Id</w:t>
-      </w:r>
-      <w:r>
-        <w:rPr>
-          <w:rFonts w:hint="eastAsia"/>
-        </w:rPr>
-        <w:t xml:space="preserve"> </w:t>
-      </w:r>
-      <w:r>
-        <w:rPr>
-          <w:rFonts w:hint="eastAsia"/>
-        </w:rPr>
-        <w:t xml:space="preserve">    </w:t>
-      </w:r>
-      <w:r>
-        <w:tab/>
-      </w:r>
-      <w:r>
-        <w:tab/>
-      </w:r>
-      <w:r>
-        <w:tab/>
-      </w:r>
-      <w:r>
-        <w:rPr>
-          <w:rFonts w:hint="eastAsia"/>
-        </w:rPr>
-        <w:t xml:space="preserve">   </w:t>
-      </w:r>
-      <w:r>
-        <w:rPr>
-          <w:rFonts w:hint="eastAsia"/>
-        </w:rPr>
-        <w:t>事件</w:t>
-      </w:r>
-      <w:r>
-        <w:rPr>
-          <w:rFonts w:hint="eastAsia"/>
-        </w:rPr>
-        <w:t>id</w:t>
-      </w:r>
-    </w:p>
-    <w:p>
-      <w:proofErr w:type="spellStart"/>
-      <w:r>
-        <w:t>poster_id</w:t>
-      </w:r>
-      <w:proofErr w:type="spellEnd"/>
-      <w:r>
-        <w:rPr>
-          <w:rFonts w:hint="eastAsia"/>
-        </w:rPr>
-        <w:t xml:space="preserve"> </w:t>
-      </w:r>
-      <w:r>
-        <w:tab/>
-      </w:r>
-      <w:r>
-        <w:tab/>
-      </w:r>
-      <w:r>
-        <w:rPr>
-          <w:rFonts w:hint="eastAsia"/>
-        </w:rPr>
-        <w:t xml:space="preserve">   </w:t>
-      </w:r>
-      <w:r>
-        <w:rPr>
-          <w:rFonts w:hint="eastAsia"/>
-        </w:rPr>
-        <w:t>發文者</w:t>
-      </w:r>
-      <w:r>
-        <w:rPr>
-          <w:rFonts w:hint="eastAsia"/>
-        </w:rPr>
-        <w:t>id</w:t>
-      </w:r>
-    </w:p>
-    <w:p>
-      <w:proofErr w:type="spellStart"/>
-      <w:r>
-        <w:t>display_name</w:t>
-      </w:r>
-      <w:proofErr w:type="spellEnd"/>
-      <w:r>
-        <w:rPr>
-          <w:rFonts w:hint="eastAsia"/>
-        </w:rPr>
-        <w:t xml:space="preserve"> </w:t>
-      </w:r>
-      <w:r>
-        <w:tab/>
-      </w:r>
-      <w:r>
-        <w:rPr>
-          <w:rFonts w:hint="eastAsia"/>
-        </w:rPr>
-        <w:t xml:space="preserve">   </w:t>
-      </w:r>
-      <w:r>
-        <w:rPr>
-          <w:rFonts w:hint="eastAsia"/>
-        </w:rPr>
-        <w:t>匿名名稱</w:t>
-      </w:r>
-    </w:p>
-    <w:p>
-      <w:r>
-        <w:t>kind</w:t>
-      </w:r>
-      <w:r>
-        <w:rPr>
-          <w:rFonts w:hint="eastAsia"/>
-        </w:rPr>
-        <w:t xml:space="preserve">                </w:t>
-      </w:r>
-      <w:r>
-        <w:rPr>
-          <w:rFonts w:hint="eastAsia"/>
-        </w:rPr>
-        <w:t>種類</w:t>
-      </w:r>
-    </w:p>
-    <w:p>
-      <w:r>
-        <w:rPr>
-          <w:rFonts w:hint="eastAsia"/>
-        </w:rPr>
-        <w:t xml:space="preserve">reason </w:t>
-      </w:r>
-      <w:r>
-        <w:tab/>
-      </w:r>
-      <w:r>
-        <w:tab/>
-      </w:r>
-      <w:r>
-        <w:tab/>
-      </w:r>
-      <w:r>
-        <w:tab/>
-      </w:r>
-      <w:r>
-        <w:rPr>
-          <w:rFonts w:hint="eastAsia"/>
-        </w:rPr>
-        <w:t>理由</w:t>
-      </w:r>
-    </w:p>
-    <w:p>
-      <w:r>
-        <w:rPr>
-          <w:rFonts w:hint="eastAsia"/>
-        </w:rPr>
-        <w:t xml:space="preserve">address </w:t>
-      </w:r>
-      <w:r>
-        <w:tab/>
-      </w:r>
-      <w:r>
-        <w:tab/>
-      </w:r>
-      <w:r>
-        <w:tab/>
-      </w:r>
-      <w:r>
-        <w:tab/>
-      </w:r>
-      <w:r>
-        <w:rPr>
-          <w:rFonts w:hint="eastAsia"/>
-        </w:rPr>
-        <w:t>地址</w:t>
-      </w:r>
-    </w:p>
-    <w:p>
-      <w:pPr>
-        <w:rPr>
-          <w:rFonts w:hint="eastAsia"/>
-        </w:rPr>
-      </w:pPr>
-      <w:r>
-        <w:rPr>
-          <w:rFonts w:hint="eastAsia"/>
-        </w:rPr>
-        <w:t xml:space="preserve">latitude  </w:t>
-      </w:r>
-      <w:r>
-        <w:tab/>
-      </w:r>
-      <w:r>
-        <w:tab/>
-      </w:r>
-      <w:r>
-        <w:tab/>
-      </w:r>
-      <w:r>
-        <w:rPr>
-          <w:rFonts w:hint="eastAsia"/>
-        </w:rPr>
-        <w:t>緯度</w:t>
-      </w:r>
-    </w:p>
-    <w:p>
-      <w:pPr>
-        <w:rPr>
-          <w:rFonts w:hint="eastAsia"/>
-        </w:rPr>
-      </w:pPr>
-      <w:r>
-        <w:rPr>
-          <w:rFonts w:hint="eastAsia"/>
-        </w:rPr>
-        <w:t xml:space="preserve">longitude   </w:t>
-      </w:r>
-      <w:r>
-        <w:tab/>
-      </w:r>
-      <w:r>
-        <w:tab/>
-      </w:r>
-      <w:r>
-        <w:tab/>
-      </w:r>
-      <w:r>
-        <w:rPr>
-          <w:rFonts w:hint="eastAsia"/>
-        </w:rPr>
-        <w:t>經度</w:t>
-      </w:r>
-    </w:p>
-    <w:p>
-      <w:pPr>
-        <w:rPr>
-          <w:rFonts w:hint="eastAsia"/>
-        </w:rPr>
-      </w:pPr>
-      <w:proofErr w:type="spellStart"/>
-      <w:r>
-        <w:rPr>
-          <w:rFonts w:hint="eastAsia"/>
-        </w:rPr>
-        <w:t>img_url</w:t>
-      </w:r>
-      <w:proofErr w:type="spellEnd"/>
-      <w:r>
-        <w:rPr>
-          <w:rFonts w:hint="eastAsia"/>
-        </w:rPr>
-        <w:t xml:space="preserve">     </w:t>
-      </w:r>
-      <w:r>
-        <w:tab/>
-      </w:r>
-      <w:r>
-        <w:tab/>
-      </w:r>
-      <w:r>
-        <w:tab/>
-      </w:r>
-      <w:r>
-        <w:rPr>
-          <w:rFonts w:hint="eastAsia"/>
-        </w:rPr>
-        <w:t>圖片連結</w:t>
-      </w:r>
-    </w:p>
-    <w:p>
-      <w:pPr>
-        <w:rPr>
-          <w:rFonts w:hint="eastAsia"/>
-        </w:rPr>
-      </w:pPr>
-      <w:proofErr w:type="spellStart"/>
-      <w:r>
-        <w:rPr>
-          <w:rFonts w:hint="eastAsia"/>
-        </w:rPr>
-        <w:t>time_created</w:t>
-      </w:r>
-      <w:proofErr w:type="spellEnd"/>
-      <w:r>
-        <w:tab/>
-      </w:r>
-      <w:r>
-        <w:tab/>
-      </w:r>
-      <w:r>
-        <w:tab/>
-      </w:r>
-      <w:r>
-        <w:rPr>
-          <w:rFonts w:hint="eastAsia"/>
-        </w:rPr>
-        <w:t>使用者送出時間</w:t>
       </w:r>
     </w:p>
     <w:p/>
     <w:p/>
+    <w:p/>
     <w:p>
       <w:r>
         <w:rPr>
@@ -1008,6 +600,329 @@
         <w:rPr>
           <w:rFonts w:hint="eastAsia"/>
         </w:rPr>
+        <w:t>before</w:t>
+      </w:r>
+      <w:proofErr w:type="spellEnd"/>
+      <w:r>
+        <w:rPr>
+          <w:rFonts w:hint="eastAsia"/>
+        </w:rPr>
+        <w:t>審核</w:t>
+      </w:r>
+      <w:r>
+        <w:rPr>
+          <w:rFonts w:hint="eastAsia"/>
+        </w:rPr>
+        <w:t>前</w:t>
+      </w:r>
+      <w:r>
+        <w:rPr>
+          <w:rFonts w:hint="eastAsia"/>
+        </w:rPr>
+        <w:t>地圖表單</w:t>
+      </w:r>
+    </w:p>
+    <w:p/>
+    <w:p>
+      <w:r>
+        <w:t>Id</w:t>
+      </w:r>
+      <w:r>
+        <w:rPr>
+          <w:rFonts w:hint="eastAsia"/>
+        </w:rPr>
+        <w:t xml:space="preserve">     </w:t>
+      </w:r>
+      <w:r>
+        <w:tab/>
+      </w:r>
+      <w:r>
+        <w:tab/>
+      </w:r>
+      <w:r>
+        <w:tab/>
+      </w:r>
+      <w:r>
+        <w:rPr>
+          <w:rFonts w:hint="eastAsia"/>
+        </w:rPr>
+        <w:t xml:space="preserve">   </w:t>
+      </w:r>
+      <w:r>
+        <w:rPr>
+          <w:rFonts w:hint="eastAsia"/>
+        </w:rPr>
+        <w:t>事件</w:t>
+      </w:r>
+      <w:r>
+        <w:rPr>
+          <w:rFonts w:hint="eastAsia"/>
+        </w:rPr>
+        <w:t>id</w:t>
+      </w:r>
+    </w:p>
+    <w:p>
+      <w:proofErr w:type="spellStart"/>
+      <w:r>
+        <w:t>poster_id</w:t>
+      </w:r>
+      <w:proofErr w:type="spellEnd"/>
+      <w:r>
+        <w:rPr>
+          <w:rFonts w:hint="eastAsia"/>
+        </w:rPr>
+        <w:t xml:space="preserve"> </w:t>
+      </w:r>
+      <w:r>
+        <w:tab/>
+      </w:r>
+      <w:r>
+        <w:tab/>
+      </w:r>
+      <w:r>
+        <w:rPr>
+          <w:rFonts w:hint="eastAsia"/>
+        </w:rPr>
+        <w:t xml:space="preserve">   </w:t>
+      </w:r>
+      <w:r>
+        <w:rPr>
+          <w:rFonts w:hint="eastAsia"/>
+        </w:rPr>
+        <w:t>發文者</w:t>
+      </w:r>
+      <w:r>
+        <w:rPr>
+          <w:rFonts w:hint="eastAsia"/>
+        </w:rPr>
+        <w:t>id</w:t>
+      </w:r>
+    </w:p>
+    <w:p>
+      <w:proofErr w:type="spellStart"/>
+      <w:r>
+        <w:t>display_name</w:t>
+      </w:r>
+      <w:proofErr w:type="spellEnd"/>
+      <w:r>
+        <w:rPr>
+          <w:rFonts w:hint="eastAsia"/>
+        </w:rPr>
+        <w:t xml:space="preserve"> </w:t>
+      </w:r>
+      <w:r>
+        <w:tab/>
+      </w:r>
+      <w:r>
+        <w:rPr>
+          <w:rFonts w:hint="eastAsia"/>
+        </w:rPr>
+        <w:t xml:space="preserve">   </w:t>
+      </w:r>
+      <w:r>
+        <w:rPr>
+          <w:rFonts w:hint="eastAsia"/>
+        </w:rPr>
+        <w:t>匿名名稱</w:t>
+      </w:r>
+    </w:p>
+    <w:p>
+      <w:r>
+        <w:t>kind</w:t>
+      </w:r>
+      <w:r>
+        <w:rPr>
+          <w:rFonts w:hint="eastAsia"/>
+        </w:rPr>
+        <w:t xml:space="preserve">                </w:t>
+      </w:r>
+      <w:r>
+        <w:rPr>
+          <w:rFonts w:hint="eastAsia"/>
+        </w:rPr>
+        <w:t>種類</w:t>
+      </w:r>
+    </w:p>
+    <w:p>
+      <w:r>
+        <w:rPr>
+          <w:rFonts w:hint="eastAsia"/>
+        </w:rPr>
+        <w:t xml:space="preserve">reason </w:t>
+      </w:r>
+      <w:r>
+        <w:tab/>
+      </w:r>
+      <w:r>
+        <w:tab/>
+      </w:r>
+      <w:r>
+        <w:tab/>
+      </w:r>
+      <w:r>
+        <w:tab/>
+      </w:r>
+      <w:r>
+        <w:rPr>
+          <w:rFonts w:hint="eastAsia"/>
+        </w:rPr>
+        <w:t>理由</w:t>
+      </w:r>
+    </w:p>
+    <w:p>
+      <w:r>
+        <w:rPr>
+          <w:rFonts w:hint="eastAsia"/>
+        </w:rPr>
+        <w:t xml:space="preserve">address </w:t>
+      </w:r>
+      <w:r>
+        <w:tab/>
+      </w:r>
+      <w:r>
+        <w:tab/>
+      </w:r>
+      <w:r>
+        <w:tab/>
+      </w:r>
+      <w:r>
+        <w:tab/>
+      </w:r>
+      <w:r>
+        <w:rPr>
+          <w:rFonts w:hint="eastAsia"/>
+        </w:rPr>
+        <w:t>地址</w:t>
+      </w:r>
+    </w:p>
+    <w:p>
+      <w:r>
+        <w:rPr>
+          <w:rFonts w:hint="eastAsia"/>
+        </w:rPr>
+        <w:t xml:space="preserve">latitude  </w:t>
+      </w:r>
+      <w:r>
+        <w:tab/>
+      </w:r>
+      <w:r>
+        <w:tab/>
+      </w:r>
+      <w:r>
+        <w:tab/>
+      </w:r>
+      <w:r>
+        <w:rPr>
+          <w:rFonts w:hint="eastAsia"/>
+        </w:rPr>
+        <w:t>緯度</w:t>
+      </w:r>
+    </w:p>
+    <w:p>
+      <w:r>
+        <w:rPr>
+          <w:rFonts w:hint="eastAsia"/>
+        </w:rPr>
+        <w:t xml:space="preserve">longitude   </w:t>
+      </w:r>
+      <w:r>
+        <w:tab/>
+      </w:r>
+      <w:r>
+        <w:tab/>
+      </w:r>
+      <w:r>
+        <w:tab/>
+      </w:r>
+      <w:r>
+        <w:rPr>
+          <w:rFonts w:hint="eastAsia"/>
+        </w:rPr>
+        <w:t>經度</w:t>
+      </w:r>
+    </w:p>
+    <w:p>
+      <w:proofErr w:type="spellStart"/>
+      <w:r>
+        <w:rPr>
+          <w:rFonts w:hint="eastAsia"/>
+        </w:rPr>
+        <w:t>img_url</w:t>
+      </w:r>
+      <w:proofErr w:type="spellEnd"/>
+      <w:r>
+        <w:rPr>
+          <w:rFonts w:hint="eastAsia"/>
+        </w:rPr>
+        <w:t xml:space="preserve">     </w:t>
+      </w:r>
+      <w:r>
+        <w:tab/>
+      </w:r>
+      <w:r>
+        <w:tab/>
+      </w:r>
+      <w:r>
+        <w:tab/>
+      </w:r>
+      <w:r>
+        <w:rPr>
+          <w:rFonts w:hint="eastAsia"/>
+        </w:rPr>
+        <w:t>圖片連結</w:t>
+      </w:r>
+    </w:p>
+    <w:p>
+      <w:proofErr w:type="spellStart"/>
+      <w:r>
+        <w:rPr>
+          <w:rFonts w:hint="eastAsia"/>
+        </w:rPr>
+        <w:t>time_created</w:t>
+      </w:r>
+      <w:proofErr w:type="spellEnd"/>
+      <w:r>
+        <w:tab/>
+      </w:r>
+      <w:r>
+        <w:tab/>
+      </w:r>
+      <w:r>
+        <w:tab/>
+      </w:r>
+      <w:r>
+        <w:rPr>
+          <w:rFonts w:hint="eastAsia"/>
+        </w:rPr>
+        <w:t>使用者送出時間</w:t>
+      </w:r>
+    </w:p>
+    <w:p/>
+    <w:p/>
+    <w:p>
+      <w:r>
+        <w:rPr>
+          <w:rFonts w:hint="eastAsia"/>
+        </w:rPr>
+        <w:t>表</w:t>
+      </w:r>
+      <w:r>
+        <w:rPr>
+          <w:rFonts w:hint="eastAsia"/>
+        </w:rPr>
+        <w:t>:</w:t>
+      </w:r>
+      <w:r>
+        <w:t xml:space="preserve"> </w:t>
+      </w:r>
+      <w:proofErr w:type="spellStart"/>
+      <w:r>
+        <w:t>pemap_</w:t>
+      </w:r>
+      <w:r>
+        <w:rPr>
+          <w:rFonts w:hint="eastAsia"/>
+        </w:rPr>
         <w:t>twice</w:t>
       </w:r>
       <w:proofErr w:type="spellEnd"/>
@@ -1021,13 +936,7 @@
         <w:rPr>
           <w:rFonts w:hint="eastAsia"/>
         </w:rPr>
-        <w:t>二次審核</w:t>
-      </w:r>
-      <w:r>
-        <w:rPr>
-          <w:rFonts w:hint="eastAsia"/>
-        </w:rPr>
-        <w:t>審核地圖表單</w:t>
+        <w:t>二次審核審核地圖表單</w:t>
       </w:r>
     </w:p>
     <w:p/>
@@ -1205,11 +1114,6 @@
       </w:r>
     </w:p>
     <w:p>
-      <w:pPr>
-        <w:rPr>
-          <w:rFonts w:hint="eastAsia"/>
-        </w:rPr>
-      </w:pPr>
       <w:r>
         <w:rPr>
           <w:rFonts w:hint="eastAsia"/>
@@ -1233,11 +1137,6 @@
       </w:r>
     </w:p>
     <w:p>
-      <w:pPr>
-        <w:rPr>
-          <w:rFonts w:hint="eastAsia"/>
-        </w:rPr>
-      </w:pPr>
       <w:r>
         <w:rPr>
           <w:rFonts w:hint="eastAsia"/>
@@ -1261,11 +1160,6 @@
       </w:r>
     </w:p>
     <w:p>
-      <w:pPr>
-        <w:rPr>
-          <w:rFonts w:hint="eastAsia"/>
-        </w:rPr>
-      </w:pPr>
       <w:proofErr w:type="spellStart"/>
       <w:r>
         <w:rPr>
@@ -1297,11 +1191,6 @@
       </w:r>
     </w:p>
     <w:p>
-      <w:pPr>
-        <w:rPr>
-          <w:rFonts w:hint="eastAsia"/>
-        </w:rPr>
-      </w:pPr>
       <w:proofErr w:type="spellStart"/>
       <w:r>
         <w:rPr>
@@ -1538,11 +1427,6 @@
       </w:r>
     </w:p>
     <w:p>
-      <w:pPr>
-        <w:rPr>
-          <w:rFonts w:hint="eastAsia"/>
-        </w:rPr>
-      </w:pPr>
       <w:r>
         <w:rPr>
           <w:rFonts w:hint="eastAsia"/>
@@ -1566,11 +1450,6 @@
       </w:r>
     </w:p>
     <w:p>
-      <w:pPr>
-        <w:rPr>
-          <w:rFonts w:hint="eastAsia"/>
-        </w:rPr>
-      </w:pPr>
       <w:r>
         <w:rPr>
           <w:rFonts w:hint="eastAsia"/>
@@ -1594,11 +1473,6 @@
       </w:r>
     </w:p>
     <w:p>
-      <w:pPr>
-        <w:rPr>
-          <w:rFonts w:hint="eastAsia"/>
-        </w:rPr>
-      </w:pPr>
       <w:proofErr w:type="spellStart"/>
       <w:r>
         <w:rPr>
@@ -1630,11 +1504,6 @@
       </w:r>
     </w:p>
     <w:p>
-      <w:pPr>
-        <w:rPr>
-          <w:rFonts w:hint="eastAsia"/>
-        </w:rPr>
-      </w:pPr>
       <w:proofErr w:type="spellStart"/>
       <w:r>
         <w:rPr>
@@ -1683,15 +1552,9 @@
     </w:p>
     <w:p/>
     <w:p/>
-    <w:p>
-      <w:pPr>
-        <w:rPr>
-          <w:rFonts w:hint="eastAsia"/>
-        </w:rPr>
-      </w:pPr>
-    </w:p>
     <w:p/>
     <w:p/>
+    <w:p/>
     <w:p>
       <w:r>
         <w:rPr>
@@ -1733,11 +1596,6 @@
       </w:r>
     </w:p>
     <w:p>
-      <w:pPr>
-        <w:rPr>
-          <w:rFonts w:hint="eastAsia"/>
-        </w:rPr>
-      </w:pPr>
       <w:proofErr w:type="spellStart"/>
       <w:r>
         <w:t>S</w:t>
@@ -1862,13 +1720,7 @@
     </w:p>
     <w:p/>
     <w:p/>
-    <w:p>
-      <w:pPr>
-        <w:rPr>
-          <w:rFonts w:hint="eastAsia"/>
-        </w:rPr>
-      </w:pPr>
-    </w:p>
+    <w:p/>
     <w:p>
       <w:r>
         <w:rPr>
@@ -1910,11 +1762,6 @@
       </w:r>
     </w:p>
     <w:p>
-      <w:pPr>
-        <w:rPr>
-          <w:rFonts w:hint="eastAsia"/>
-        </w:rPr>
-      </w:pPr>
       <w:proofErr w:type="spellStart"/>
       <w:r>
         <w:t>S</w:t>
@@ -2037,14 +1884,8 @@
         <w:t>表單送出時間</w:t>
       </w:r>
     </w:p>
-    <w:p>
-      <w:pPr>
-        <w:rPr>
-          <w:rFonts w:hint="eastAsia"/>
-        </w:rPr>
-      </w:pPr>
-    </w:p>
     <w:p/>
+    <w:p/>
     <w:p>
       <w:r>
         <w:rPr>
@@ -2082,27 +1923,10 @@
         <w:rPr>
           <w:rFonts w:hint="eastAsia"/>
         </w:rPr>
-        <w:t>審核</w:t>
-      </w:r>
-      <w:r>
-        <w:rPr>
-          <w:rFonts w:hint="eastAsia"/>
-        </w:rPr>
-        <w:t>後</w:t>
-      </w:r>
-      <w:r>
-        <w:rPr>
-          <w:rFonts w:hint="eastAsia"/>
-        </w:rPr>
-        <w:t>商家表單</w:t>
-      </w:r>
-    </w:p>
-    <w:p>
-      <w:pPr>
-        <w:rPr>
-          <w:rFonts w:hint="eastAsia"/>
-        </w:rPr>
-      </w:pPr>
+        <w:t>審核後商家表單</w:t>
+      </w:r>
+    </w:p>
+    <w:p>
       <w:proofErr w:type="spellStart"/>
       <w:r>
         <w:t>S</w:t>
@@ -2227,34 +2051,45 @@
       </w:r>
     </w:p>
     <w:p>
+      <w:proofErr w:type="spellStart"/>
+      <w:r>
+        <w:t>reviewed_at</w:t>
+      </w:r>
+      <w:proofErr w:type="spellEnd"/>
+      <w:r>
+        <w:rPr>
+          <w:rFonts w:hint="eastAsia"/>
+        </w:rPr>
+        <w:t xml:space="preserve">      </w:t>
+      </w:r>
+      <w:r>
+        <w:rPr>
+          <w:rFonts w:hint="eastAsia"/>
+        </w:rPr>
+        <w:t>表單審核時間</w:t>
+      </w:r>
+    </w:p>
+    <w:p/>
+    <w:p>
       <w:pPr>
         <w:rPr>
           <w:rFonts w:hint="eastAsia"/>
         </w:rPr>
       </w:pPr>
-      <w:proofErr w:type="spellStart"/>
-      <w:r>
-        <w:t>reviewed_at</w:t>
-      </w:r>
-      <w:proofErr w:type="spellEnd"/>
-      <w:r>
-        <w:rPr>
-          <w:rFonts w:hint="eastAsia"/>
-        </w:rPr>
-        <w:t xml:space="preserve">      </w:t>
-      </w:r>
-      <w:r>
-        <w:rPr>
-          <w:rFonts w:hint="eastAsia"/>
-        </w:rPr>
-        <w:t>表單</w:t>
-      </w:r>
-      <w:r>
-        <w:rPr>
-          <w:rFonts w:hint="eastAsia"/>
-        </w:rPr>
-        <w:t>審核時間</w:t>
-      </w:r>
+      <w:r>
+        <w:rPr>
+          <w:rFonts w:hint="eastAsia"/>
+        </w:rPr>
+        <w:t>表：</w:t>
+      </w:r>
+      <w:proofErr w:type="spellStart"/>
+      <w:r>
+        <w:rPr>
+          <w:rFonts w:hint="eastAsia"/>
+        </w:rPr>
+        <w:t>taiwan_regions</w:t>
+      </w:r>
+      <w:proofErr w:type="spellEnd"/>
     </w:p>
     <w:p>
       <w:pPr>
@@ -2262,6 +2097,12 @@
           <w:rFonts w:hint="eastAsia"/>
         </w:rPr>
       </w:pPr>
+      <w:r>
+        <w:rPr>
+          <w:rFonts w:hint="eastAsia"/>
+        </w:rPr>
+        <w:t>欄位：</w:t>
+      </w:r>
     </w:p>
     <w:p>
       <w:pPr>
@@ -2269,6 +2110,111 @@
           <w:rFonts w:hint="eastAsia"/>
         </w:rPr>
       </w:pPr>
+      <w:proofErr w:type="spellStart"/>
+      <w:r>
+        <w:rPr>
+          <w:rFonts w:hint="eastAsia"/>
+        </w:rPr>
+        <w:t>zipcode</w:t>
+      </w:r>
+      <w:proofErr w:type="spellEnd"/>
+      <w:r>
+        <w:rPr>
+          <w:rFonts w:hint="eastAsia"/>
+        </w:rPr>
+        <w:t>：郵遞區號</w:t>
+      </w:r>
+    </w:p>
+    <w:p>
+      <w:pPr>
+        <w:rPr>
+          <w:rFonts w:hint="eastAsia"/>
+        </w:rPr>
+      </w:pPr>
+      <w:proofErr w:type="spellStart"/>
+      <w:r>
+        <w:rPr>
+          <w:rFonts w:hint="eastAsia"/>
+        </w:rPr>
+        <w:t>country_city</w:t>
+      </w:r>
+      <w:proofErr w:type="spellEnd"/>
+      <w:r>
+        <w:rPr>
+          <w:rFonts w:hint="eastAsia"/>
+        </w:rPr>
+        <w:t>：縣市名稱</w:t>
+      </w:r>
+    </w:p>
+    <w:p>
+      <w:proofErr w:type="spellStart"/>
+      <w:r>
+        <w:rPr>
+          <w:rFonts w:hint="eastAsia"/>
+        </w:rPr>
+        <w:t>district_town</w:t>
+      </w:r>
+      <w:proofErr w:type="spellEnd"/>
+      <w:r>
+        <w:rPr>
+          <w:rFonts w:hint="eastAsia"/>
+        </w:rPr>
+        <w:t>：行政區</w:t>
+      </w:r>
+      <w:r>
+        <w:rPr>
+          <w:rFonts w:hint="eastAsia"/>
+        </w:rPr>
+        <w:t>(</w:t>
+      </w:r>
+      <w:r>
+        <w:rPr>
+          <w:rFonts w:hint="eastAsia"/>
+        </w:rPr>
+        <w:t>區</w:t>
+      </w:r>
+      <w:r>
+        <w:rPr>
+          <w:rFonts w:hint="eastAsia"/>
+        </w:rPr>
+        <w:t>/</w:t>
+      </w:r>
+      <w:r>
+        <w:rPr>
+          <w:rFonts w:hint="eastAsia"/>
+        </w:rPr>
+        <w:t>鎮</w:t>
+      </w:r>
+      <w:r>
+        <w:rPr>
+          <w:rFonts w:hint="eastAsia"/>
+        </w:rPr>
+        <w:t>/</w:t>
+      </w:r>
+      <w:r>
+        <w:rPr>
+          <w:rFonts w:hint="eastAsia"/>
+        </w:rPr>
+        <w:t>鄉</w:t>
+      </w:r>
+      <w:r>
+        <w:rPr>
+          <w:rFonts w:hint="eastAsia"/>
+        </w:rPr>
+        <w:t>/</w:t>
+      </w:r>
+      <w:r>
+        <w:rPr>
+          <w:rFonts w:hint="eastAsia"/>
+        </w:rPr>
+        <w:t>市</w:t>
+      </w:r>
+      <w:r>
+        <w:rPr>
+          <w:rFonts w:hint="eastAsia"/>
+        </w:rPr>
+        <w:t>)</w:t>
+      </w:r>
     </w:p>
     <w:sectPr>
       <w:pgSz w:w="11906" w:h="16838"/>
@@ -3237,6 +3183,7 @@
   <w:style w:type="character" w:default="1" w:styleId="a0">
     <w:name w:val="Default Paragraph Font"/>
     <w:uiPriority w:val="1"/>
+    <w:semiHidden/>
     <w:unhideWhenUsed/>
   </w:style>
   <w:style w:type="table" w:default="1" w:styleId="a1">

--- a/文件/第7章可以看來補充資料表了解.docx
+++ b/文件/第7章可以看來補充資料表了解.docx
@@ -15,11 +15,9 @@
         </w:rPr>
         <w:t>:</w:t>
       </w:r>
-      <w:proofErr w:type="spellStart"/>
       <w:r>
         <w:t>this_user_profile</w:t>
       </w:r>
-      <w:proofErr w:type="spellEnd"/>
       <w:r>
         <w:rPr>
           <w:rFonts w:hint="eastAsia"/>
@@ -50,11 +48,9 @@
       </w:r>
     </w:p>
     <w:p>
-      <w:proofErr w:type="spellStart"/>
       <w:r>
         <w:t>gmail</w:t>
       </w:r>
-      <w:proofErr w:type="spellEnd"/>
       <w:r>
         <w:t>：使用者</w:t>
       </w:r>
@@ -86,21 +82,17 @@
       </w:r>
     </w:p>
     <w:p>
-      <w:proofErr w:type="spellStart"/>
       <w:r>
         <w:t>emergency_contact_phone</w:t>
       </w:r>
-      <w:proofErr w:type="spellEnd"/>
       <w:r>
         <w:t>：預設求助對象電話。</w:t>
       </w:r>
     </w:p>
     <w:p>
-      <w:proofErr w:type="spellStart"/>
       <w:r>
         <w:t>emergency_contact_gmail</w:t>
       </w:r>
-      <w:proofErr w:type="spellEnd"/>
       <w:r>
         <w:t>：預設求助對象</w:t>
       </w:r>
@@ -112,41 +104,33 @@
       </w:r>
     </w:p>
     <w:p>
-      <w:proofErr w:type="spellStart"/>
       <w:r>
         <w:t>default_message</w:t>
       </w:r>
-      <w:proofErr w:type="spellEnd"/>
       <w:r>
         <w:t>：預設訊息。</w:t>
       </w:r>
     </w:p>
     <w:p>
-      <w:proofErr w:type="spellStart"/>
       <w:r>
         <w:t>self_intro</w:t>
       </w:r>
-      <w:proofErr w:type="spellEnd"/>
       <w:r>
         <w:t>：自我介紹。</w:t>
       </w:r>
     </w:p>
     <w:p>
-      <w:proofErr w:type="spellStart"/>
       <w:r>
         <w:t>created_at</w:t>
       </w:r>
-      <w:proofErr w:type="spellEnd"/>
       <w:r>
         <w:t>：建立時間，自動記錄。</w:t>
       </w:r>
     </w:p>
     <w:p>
-      <w:proofErr w:type="spellStart"/>
       <w:r>
         <w:t>user_images</w:t>
       </w:r>
-      <w:proofErr w:type="spellEnd"/>
       <w:r>
         <w:rPr>
           <w:rFonts w:hint="eastAsia"/>
@@ -173,11 +157,9 @@
         </w:rPr>
         <w:t>:</w:t>
       </w:r>
-      <w:proofErr w:type="spellStart"/>
       <w:r>
         <w:t>social_auth_usersocialauth</w:t>
       </w:r>
-      <w:proofErr w:type="spellEnd"/>
       <w:r>
         <w:rPr>
           <w:rFonts w:hint="eastAsia"/>
@@ -190,14 +172,12 @@
         </w:rPr>
         <w:t>登入後</w:t>
       </w:r>
-      <w:proofErr w:type="spellStart"/>
       <w:r>
         <w:rPr>
           <w:rFonts w:hint="eastAsia"/>
         </w:rPr>
         <w:t>oauth</w:t>
       </w:r>
-      <w:proofErr w:type="spellEnd"/>
       <w:r>
         <w:rPr>
           <w:rFonts w:hint="eastAsia"/>
@@ -226,28 +206,24 @@
         </w:rPr>
         <w:t>你們可以先把這表的</w:t>
       </w:r>
-      <w:proofErr w:type="spellStart"/>
       <w:r>
         <w:rPr>
           <w:rFonts w:hint="eastAsia"/>
         </w:rPr>
         <w:t>uid</w:t>
       </w:r>
-      <w:proofErr w:type="spellEnd"/>
       <w:r>
         <w:rPr>
           <w:rFonts w:hint="eastAsia"/>
         </w:rPr>
         <w:t>和上面那個</w:t>
       </w:r>
-      <w:proofErr w:type="spellStart"/>
       <w:r>
         <w:rPr>
           <w:rFonts w:hint="eastAsia"/>
         </w:rPr>
         <w:t>gmail</w:t>
       </w:r>
-      <w:proofErr w:type="spellEnd"/>
     </w:p>
     <w:p>
       <w:pPr>
@@ -257,21 +233,7 @@
         <w:rPr>
           <w:rFonts w:hint="eastAsia"/>
         </w:rPr>
-        <w:t>畫線一開始是</w:t>
-      </w:r>
-      <w:proofErr w:type="gramStart"/>
-      <w:r>
-        <w:rPr>
-          <w:rFonts w:hint="eastAsia"/>
-        </w:rPr>
-        <w:t>想說用外</w:t>
-      </w:r>
-      <w:proofErr w:type="gramEnd"/>
-      <w:r>
-        <w:rPr>
-          <w:rFonts w:hint="eastAsia"/>
-        </w:rPr>
-        <w:t>建</w:t>
+        <w:t>畫線一開始是想說用外建</w:t>
       </w:r>
     </w:p>
     <w:p>
@@ -306,36 +268,31 @@
         <w:t>:</w:t>
       </w:r>
       <w:r>
+        <w:t xml:space="preserve"> pemap_after</w:t>
+      </w:r>
+      <w:r>
+        <w:rPr>
+          <w:rFonts w:hint="eastAsia"/>
+        </w:rPr>
+        <w:t xml:space="preserve">   </w:t>
+      </w:r>
+      <w:r>
+        <w:rPr>
+          <w:rFonts w:hint="eastAsia"/>
+        </w:rPr>
+        <w:t>審核後地圖表單</w:t>
+      </w:r>
+    </w:p>
+    <w:p>
+      <w:r>
+        <w:t>Id</w:t>
+      </w:r>
+      <w:r>
+        <w:rPr>
+          <w:rFonts w:hint="eastAsia"/>
+        </w:rPr>
         <w:t xml:space="preserve"> </w:t>
       </w:r>
-      <w:proofErr w:type="spellStart"/>
-      <w:r>
-        <w:t>pemap_after</w:t>
-      </w:r>
-      <w:proofErr w:type="spellEnd"/>
-      <w:r>
-        <w:rPr>
-          <w:rFonts w:hint="eastAsia"/>
-        </w:rPr>
-        <w:t xml:space="preserve">   </w:t>
-      </w:r>
-      <w:r>
-        <w:rPr>
-          <w:rFonts w:hint="eastAsia"/>
-        </w:rPr>
-        <w:t>審核後地圖表單</w:t>
-      </w:r>
-    </w:p>
-    <w:p>
-      <w:r>
-        <w:t>Id</w:t>
-      </w:r>
-      <w:r>
-        <w:rPr>
-          <w:rFonts w:hint="eastAsia"/>
-        </w:rPr>
-        <w:t xml:space="preserve"> </w:t>
-      </w:r>
       <w:r>
         <w:rPr>
           <w:rFonts w:hint="eastAsia"/>
@@ -350,11 +307,9 @@
       </w:r>
     </w:p>
     <w:p>
-      <w:proofErr w:type="spellStart"/>
       <w:r>
         <w:t>poster_id</w:t>
       </w:r>
-      <w:proofErr w:type="spellEnd"/>
       <w:r>
         <w:rPr>
           <w:rFonts w:hint="eastAsia"/>
@@ -375,11 +330,9 @@
       </w:r>
     </w:p>
     <w:p>
-      <w:proofErr w:type="spellStart"/>
       <w:r>
         <w:t>display_name</w:t>
       </w:r>
-      <w:proofErr w:type="spellEnd"/>
       <w:r>
         <w:rPr>
           <w:rFonts w:hint="eastAsia"/>
@@ -510,19 +463,11 @@
       </w:r>
     </w:p>
     <w:p>
-      <w:proofErr w:type="spellStart"/>
-      <w:r>
-        <w:rPr>
-          <w:rFonts w:hint="eastAsia"/>
-        </w:rPr>
-        <w:t>img_url</w:t>
-      </w:r>
-      <w:proofErr w:type="spellEnd"/>
-      <w:r>
-        <w:rPr>
-          <w:rFonts w:hint="eastAsia"/>
-        </w:rPr>
-        <w:t xml:space="preserve">     </w:t>
+      <w:r>
+        <w:rPr>
+          <w:rFonts w:hint="eastAsia"/>
+        </w:rPr>
+        <w:t xml:space="preserve">img_url     </w:t>
       </w:r>
       <w:r>
         <w:tab/>
@@ -541,14 +486,12 @@
       </w:r>
     </w:p>
     <w:p>
-      <w:proofErr w:type="spellStart"/>
       <w:r>
         <w:rPr>
           <w:rFonts w:hint="eastAsia"/>
         </w:rPr>
         <w:t>time_created</w:t>
       </w:r>
-      <w:proofErr w:type="spellEnd"/>
       <w:r>
         <w:tab/>
       </w:r>
@@ -590,52 +533,82 @@
         <w:t>:</w:t>
       </w:r>
       <w:r>
+        <w:t xml:space="preserve"> pemap_</w:t>
+      </w:r>
+      <w:r>
+        <w:rPr>
+          <w:rFonts w:hint="eastAsia"/>
+        </w:rPr>
+        <w:t>before</w:t>
+      </w:r>
+      <w:r>
+        <w:rPr>
+          <w:rFonts w:hint="eastAsia"/>
+        </w:rPr>
+        <w:t>審核</w:t>
+      </w:r>
+      <w:r>
+        <w:rPr>
+          <w:rFonts w:hint="eastAsia"/>
+        </w:rPr>
+        <w:t>前</w:t>
+      </w:r>
+      <w:r>
+        <w:rPr>
+          <w:rFonts w:hint="eastAsia"/>
+        </w:rPr>
+        <w:t>地圖表單</w:t>
+      </w:r>
+    </w:p>
+    <w:p/>
+    <w:p>
+      <w:r>
+        <w:t>Id</w:t>
+      </w:r>
+      <w:r>
+        <w:rPr>
+          <w:rFonts w:hint="eastAsia"/>
+        </w:rPr>
+        <w:t xml:space="preserve">     </w:t>
+      </w:r>
+      <w:r>
+        <w:tab/>
+      </w:r>
+      <w:r>
+        <w:tab/>
+      </w:r>
+      <w:r>
+        <w:tab/>
+      </w:r>
+      <w:r>
+        <w:rPr>
+          <w:rFonts w:hint="eastAsia"/>
+        </w:rPr>
+        <w:t xml:space="preserve">   </w:t>
+      </w:r>
+      <w:r>
+        <w:rPr>
+          <w:rFonts w:hint="eastAsia"/>
+        </w:rPr>
+        <w:t>事件</w:t>
+      </w:r>
+      <w:r>
+        <w:rPr>
+          <w:rFonts w:hint="eastAsia"/>
+        </w:rPr>
+        <w:t>id</w:t>
+      </w:r>
+    </w:p>
+    <w:p>
+      <w:r>
+        <w:t>poster_id</w:t>
+      </w:r>
+      <w:r>
+        <w:rPr>
+          <w:rFonts w:hint="eastAsia"/>
+        </w:rPr>
         <w:t xml:space="preserve"> </w:t>
       </w:r>
-      <w:proofErr w:type="spellStart"/>
-      <w:r>
-        <w:t>pemap_</w:t>
-      </w:r>
-      <w:r>
-        <w:rPr>
-          <w:rFonts w:hint="eastAsia"/>
-        </w:rPr>
-        <w:t>before</w:t>
-      </w:r>
-      <w:proofErr w:type="spellEnd"/>
-      <w:r>
-        <w:rPr>
-          <w:rFonts w:hint="eastAsia"/>
-        </w:rPr>
-        <w:t>審核</w:t>
-      </w:r>
-      <w:r>
-        <w:rPr>
-          <w:rFonts w:hint="eastAsia"/>
-        </w:rPr>
-        <w:t>前</w:t>
-      </w:r>
-      <w:r>
-        <w:rPr>
-          <w:rFonts w:hint="eastAsia"/>
-        </w:rPr>
-        <w:t>地圖表單</w:t>
-      </w:r>
-    </w:p>
-    <w:p/>
-    <w:p>
-      <w:r>
-        <w:t>Id</w:t>
-      </w:r>
-      <w:r>
-        <w:rPr>
-          <w:rFonts w:hint="eastAsia"/>
-        </w:rPr>
-        <w:t xml:space="preserve">     </w:t>
-      </w:r>
-      <w:r>
-        <w:tab/>
-      </w:r>
       <w:r>
         <w:tab/>
       </w:r>
@@ -652,7 +625,7 @@
         <w:rPr>
           <w:rFonts w:hint="eastAsia"/>
         </w:rPr>
-        <w:t>事件</w:t>
+        <w:t>發文者</w:t>
       </w:r>
       <w:r>
         <w:rPr>
@@ -662,11 +635,9 @@
       </w:r>
     </w:p>
     <w:p>
-      <w:proofErr w:type="spellStart"/>
-      <w:r>
-        <w:t>poster_id</w:t>
-      </w:r>
-      <w:proofErr w:type="spellEnd"/>
+      <w:r>
+        <w:t>display_name</w:t>
+      </w:r>
       <w:r>
         <w:rPr>
           <w:rFonts w:hint="eastAsia"/>
@@ -677,9 +648,6 @@
         <w:tab/>
       </w:r>
       <w:r>
-        <w:tab/>
-      </w:r>
-      <w:r>
         <w:rPr>
           <w:rFonts w:hint="eastAsia"/>
         </w:rPr>
@@ -689,40 +657,6 @@
         <w:rPr>
           <w:rFonts w:hint="eastAsia"/>
         </w:rPr>
-        <w:t>發文者</w:t>
-      </w:r>
-      <w:r>
-        <w:rPr>
-          <w:rFonts w:hint="eastAsia"/>
-        </w:rPr>
-        <w:t>id</w:t>
-      </w:r>
-    </w:p>
-    <w:p>
-      <w:proofErr w:type="spellStart"/>
-      <w:r>
-        <w:t>display_name</w:t>
-      </w:r>
-      <w:proofErr w:type="spellEnd"/>
-      <w:r>
-        <w:rPr>
-          <w:rFonts w:hint="eastAsia"/>
-        </w:rPr>
-        <w:t xml:space="preserve"> </w:t>
-      </w:r>
-      <w:r>
-        <w:tab/>
-      </w:r>
-      <w:r>
-        <w:rPr>
-          <w:rFonts w:hint="eastAsia"/>
-        </w:rPr>
-        <w:t xml:space="preserve">   </w:t>
-      </w:r>
-      <w:r>
-        <w:rPr>
-          <w:rFonts w:hint="eastAsia"/>
-        </w:rPr>
         <w:t>匿名名稱</w:t>
       </w:r>
     </w:p>
@@ -842,19 +776,11 @@
       </w:r>
     </w:p>
     <w:p>
-      <w:proofErr w:type="spellStart"/>
-      <w:r>
-        <w:rPr>
-          <w:rFonts w:hint="eastAsia"/>
-        </w:rPr>
-        <w:t>img_url</w:t>
-      </w:r>
-      <w:proofErr w:type="spellEnd"/>
-      <w:r>
-        <w:rPr>
-          <w:rFonts w:hint="eastAsia"/>
-        </w:rPr>
-        <w:t xml:space="preserve">     </w:t>
+      <w:r>
+        <w:rPr>
+          <w:rFonts w:hint="eastAsia"/>
+        </w:rPr>
+        <w:t xml:space="preserve">img_url     </w:t>
       </w:r>
       <w:r>
         <w:tab/>
@@ -873,14 +799,12 @@
       </w:r>
     </w:p>
     <w:p>
-      <w:proofErr w:type="spellStart"/>
       <w:r>
         <w:rPr>
           <w:rFonts w:hint="eastAsia"/>
         </w:rPr>
         <w:t>time_created</w:t>
       </w:r>
-      <w:proofErr w:type="spellEnd"/>
       <w:r>
         <w:tab/>
       </w:r>
@@ -913,24 +837,13 @@
         <w:t>:</w:t>
       </w:r>
       <w:r>
-        <w:t xml:space="preserve"> </w:t>
-      </w:r>
-      <w:proofErr w:type="spellStart"/>
-      <w:r>
-        <w:t>pemap_</w:t>
-      </w:r>
-      <w:r>
-        <w:rPr>
-          <w:rFonts w:hint="eastAsia"/>
-        </w:rPr>
-        <w:t>twice</w:t>
-      </w:r>
-      <w:proofErr w:type="spellEnd"/>
-      <w:r>
-        <w:rPr>
-          <w:rFonts w:hint="eastAsia"/>
-        </w:rPr>
-        <w:t xml:space="preserve"> </w:t>
+        <w:t xml:space="preserve"> pemap_</w:t>
+      </w:r>
+      <w:r>
+        <w:rPr>
+          <w:rFonts w:hint="eastAsia"/>
+        </w:rPr>
+        <w:t xml:space="preserve">twice </w:t>
       </w:r>
       <w:r>
         <w:rPr>
@@ -980,11 +893,9 @@
       </w:r>
     </w:p>
     <w:p>
-      <w:proofErr w:type="spellStart"/>
       <w:r>
         <w:t>poster_id</w:t>
       </w:r>
-      <w:proofErr w:type="spellEnd"/>
       <w:r>
         <w:rPr>
           <w:rFonts w:hint="eastAsia"/>
@@ -1017,11 +928,9 @@
       </w:r>
     </w:p>
     <w:p>
-      <w:proofErr w:type="spellStart"/>
       <w:r>
         <w:t>display_name</w:t>
       </w:r>
-      <w:proofErr w:type="spellEnd"/>
       <w:r>
         <w:rPr>
           <w:rFonts w:hint="eastAsia"/>
@@ -1160,19 +1069,11 @@
       </w:r>
     </w:p>
     <w:p>
-      <w:proofErr w:type="spellStart"/>
-      <w:r>
-        <w:rPr>
-          <w:rFonts w:hint="eastAsia"/>
-        </w:rPr>
-        <w:t>img_url</w:t>
-      </w:r>
-      <w:proofErr w:type="spellEnd"/>
-      <w:r>
-        <w:rPr>
-          <w:rFonts w:hint="eastAsia"/>
-        </w:rPr>
-        <w:t xml:space="preserve">     </w:t>
+      <w:r>
+        <w:rPr>
+          <w:rFonts w:hint="eastAsia"/>
+        </w:rPr>
+        <w:t xml:space="preserve">img_url     </w:t>
       </w:r>
       <w:r>
         <w:tab/>
@@ -1191,14 +1092,12 @@
       </w:r>
     </w:p>
     <w:p>
-      <w:proofErr w:type="spellStart"/>
       <w:r>
         <w:rPr>
           <w:rFonts w:hint="eastAsia"/>
         </w:rPr>
         <w:t>time_created</w:t>
       </w:r>
-      <w:proofErr w:type="spellEnd"/>
       <w:r>
         <w:tab/>
       </w:r>
@@ -1231,29 +1130,65 @@
         <w:t>:</w:t>
       </w:r>
       <w:r>
+        <w:t xml:space="preserve"> pemap_</w:t>
+      </w:r>
+      <w:r>
+        <w:rPr>
+          <w:rFonts w:hint="eastAsia"/>
+        </w:rPr>
+        <w:t>after</w:t>
+      </w:r>
+      <w:r>
+        <w:rPr>
+          <w:rFonts w:hint="eastAsia"/>
+        </w:rPr>
+        <w:t>審核後地圖表單</w:t>
+      </w:r>
+    </w:p>
+    <w:p>
+      <w:r>
+        <w:t>Id</w:t>
+      </w:r>
+      <w:r>
+        <w:rPr>
+          <w:rFonts w:hint="eastAsia"/>
+        </w:rPr>
         <w:t xml:space="preserve"> </w:t>
       </w:r>
-      <w:proofErr w:type="spellStart"/>
-      <w:r>
-        <w:t>pemap_</w:t>
-      </w:r>
-      <w:r>
-        <w:rPr>
-          <w:rFonts w:hint="eastAsia"/>
-        </w:rPr>
-        <w:t>after</w:t>
-      </w:r>
-      <w:proofErr w:type="spellEnd"/>
-      <w:r>
-        <w:rPr>
-          <w:rFonts w:hint="eastAsia"/>
-        </w:rPr>
-        <w:t>審核後地圖表單</w:t>
-      </w:r>
-    </w:p>
-    <w:p>
-      <w:r>
-        <w:t>Id</w:t>
+      <w:r>
+        <w:tab/>
+      </w:r>
+      <w:r>
+        <w:tab/>
+      </w:r>
+      <w:r>
+        <w:tab/>
+      </w:r>
+      <w:r>
+        <w:tab/>
+      </w:r>
+      <w:r>
+        <w:rPr>
+          <w:rFonts w:hint="eastAsia"/>
+        </w:rPr>
+        <w:t xml:space="preserve">  </w:t>
+      </w:r>
+      <w:r>
+        <w:rPr>
+          <w:rFonts w:hint="eastAsia"/>
+        </w:rPr>
+        <w:t>事件</w:t>
+      </w:r>
+      <w:r>
+        <w:rPr>
+          <w:rFonts w:hint="eastAsia"/>
+        </w:rPr>
+        <w:t>id</w:t>
+      </w:r>
+    </w:p>
+    <w:p>
+      <w:r>
+        <w:t>poster_id</w:t>
       </w:r>
       <w:r>
         <w:rPr>
@@ -1268,22 +1203,16 @@
         <w:tab/>
       </w:r>
       <w:r>
-        <w:tab/>
-      </w:r>
-      <w:r>
-        <w:tab/>
-      </w:r>
-      <w:r>
-        <w:rPr>
-          <w:rFonts w:hint="eastAsia"/>
-        </w:rPr>
-        <w:t xml:space="preserve">  </w:t>
-      </w:r>
-      <w:r>
-        <w:rPr>
-          <w:rFonts w:hint="eastAsia"/>
-        </w:rPr>
-        <w:t>事件</w:t>
+        <w:rPr>
+          <w:rFonts w:hint="eastAsia"/>
+        </w:rPr>
+        <w:t xml:space="preserve">   </w:t>
+      </w:r>
+      <w:r>
+        <w:rPr>
+          <w:rFonts w:hint="eastAsia"/>
+        </w:rPr>
+        <w:t>發文者</w:t>
       </w:r>
       <w:r>
         <w:rPr>
@@ -1293,11 +1222,9 @@
       </w:r>
     </w:p>
     <w:p>
-      <w:proofErr w:type="spellStart"/>
-      <w:r>
-        <w:t>poster_id</w:t>
-      </w:r>
-      <w:proofErr w:type="spellEnd"/>
+      <w:r>
+        <w:t>display_name</w:t>
+      </w:r>
       <w:r>
         <w:rPr>
           <w:rFonts w:hint="eastAsia"/>
@@ -1308,9 +1235,6 @@
         <w:tab/>
       </w:r>
       <w:r>
-        <w:tab/>
-      </w:r>
-      <w:r>
         <w:rPr>
           <w:rFonts w:hint="eastAsia"/>
         </w:rPr>
@@ -1320,40 +1244,6 @@
         <w:rPr>
           <w:rFonts w:hint="eastAsia"/>
         </w:rPr>
-        <w:t>發文者</w:t>
-      </w:r>
-      <w:r>
-        <w:rPr>
-          <w:rFonts w:hint="eastAsia"/>
-        </w:rPr>
-        <w:t>id</w:t>
-      </w:r>
-    </w:p>
-    <w:p>
-      <w:proofErr w:type="spellStart"/>
-      <w:r>
-        <w:t>display_name</w:t>
-      </w:r>
-      <w:proofErr w:type="spellEnd"/>
-      <w:r>
-        <w:rPr>
-          <w:rFonts w:hint="eastAsia"/>
-        </w:rPr>
-        <w:t xml:space="preserve"> </w:t>
-      </w:r>
-      <w:r>
-        <w:tab/>
-      </w:r>
-      <w:r>
-        <w:rPr>
-          <w:rFonts w:hint="eastAsia"/>
-        </w:rPr>
-        <w:t xml:space="preserve">   </w:t>
-      </w:r>
-      <w:r>
-        <w:rPr>
-          <w:rFonts w:hint="eastAsia"/>
-        </w:rPr>
         <w:t>匿名名稱</w:t>
       </w:r>
     </w:p>
@@ -1473,19 +1363,11 @@
       </w:r>
     </w:p>
     <w:p>
-      <w:proofErr w:type="spellStart"/>
-      <w:r>
-        <w:rPr>
-          <w:rFonts w:hint="eastAsia"/>
-        </w:rPr>
-        <w:t>img_url</w:t>
-      </w:r>
-      <w:proofErr w:type="spellEnd"/>
-      <w:r>
-        <w:rPr>
-          <w:rFonts w:hint="eastAsia"/>
-        </w:rPr>
-        <w:t xml:space="preserve">     </w:t>
+      <w:r>
+        <w:rPr>
+          <w:rFonts w:hint="eastAsia"/>
+        </w:rPr>
+        <w:t xml:space="preserve">img_url     </w:t>
       </w:r>
       <w:r>
         <w:tab/>
@@ -1504,14 +1386,12 @@
       </w:r>
     </w:p>
     <w:p>
-      <w:proofErr w:type="spellStart"/>
       <w:r>
         <w:rPr>
           <w:rFonts w:hint="eastAsia"/>
         </w:rPr>
         <w:t>time_created</w:t>
       </w:r>
-      <w:proofErr w:type="spellEnd"/>
       <w:r>
         <w:tab/>
       </w:r>
@@ -1529,14 +1409,12 @@
       </w:r>
     </w:p>
     <w:p>
-      <w:proofErr w:type="spellStart"/>
       <w:r>
         <w:rPr>
           <w:rFonts w:hint="eastAsia"/>
         </w:rPr>
         <w:t>time_reviewed</w:t>
       </w:r>
-      <w:proofErr w:type="spellEnd"/>
       <w:r>
         <w:rPr>
           <w:rFonts w:hint="eastAsia"/>
@@ -1569,24 +1447,13 @@
         <w:t>:</w:t>
       </w:r>
       <w:r>
-        <w:t xml:space="preserve"> </w:t>
-      </w:r>
-      <w:proofErr w:type="spellStart"/>
-      <w:r>
-        <w:t>store_</w:t>
-      </w:r>
-      <w:r>
-        <w:rPr>
-          <w:rFonts w:hint="eastAsia"/>
-        </w:rPr>
-        <w:t>before</w:t>
-      </w:r>
-      <w:proofErr w:type="spellEnd"/>
-      <w:r>
-        <w:rPr>
-          <w:rFonts w:hint="eastAsia"/>
-        </w:rPr>
-        <w:t xml:space="preserve">_  </w:t>
+        <w:t xml:space="preserve"> store_</w:t>
+      </w:r>
+      <w:r>
+        <w:rPr>
+          <w:rFonts w:hint="eastAsia"/>
+        </w:rPr>
+        <w:t xml:space="preserve">before_  </w:t>
       </w:r>
       <w:r>
         <w:rPr>
@@ -1596,7 +1463,6 @@
       </w:r>
     </w:p>
     <w:p>
-      <w:proofErr w:type="spellStart"/>
       <w:r>
         <w:t>S</w:t>
       </w:r>
@@ -1606,7 +1472,6 @@
         </w:rPr>
         <w:t>t_id</w:t>
       </w:r>
-      <w:proofErr w:type="spellEnd"/>
       <w:r>
         <w:tab/>
       </w:r>
@@ -1630,13 +1495,8 @@
       </w:r>
     </w:p>
     <w:p>
-      <w:proofErr w:type="spellStart"/>
-      <w:r>
-        <w:t>store_name</w:t>
-      </w:r>
-      <w:proofErr w:type="spellEnd"/>
-      <w:r>
-        <w:t xml:space="preserve"> </w:t>
+      <w:r>
+        <w:t xml:space="preserve">store_name </w:t>
       </w:r>
       <w:r>
         <w:rPr>
@@ -1662,22 +1522,15 @@
       </w:r>
       <w:r>
         <w:br/>
-      </w:r>
-      <w:proofErr w:type="spellStart"/>
-      <w:r>
-        <w:t>business_hours</w:t>
-      </w:r>
-      <w:proofErr w:type="spellEnd"/>
-      <w:r>
+        <w:t xml:space="preserve">business_hours </w:t>
+      </w:r>
+      <w:r>
+        <w:rPr>
+          <w:rFonts w:hint="eastAsia"/>
+        </w:rPr>
         <w:t xml:space="preserve"> </w:t>
       </w:r>
       <w:r>
-        <w:rPr>
-          <w:rFonts w:hint="eastAsia"/>
-        </w:rPr>
-        <w:t xml:space="preserve"> </w:t>
-      </w:r>
-      <w:r>
         <w:t>營業時間段</w:t>
       </w:r>
     </w:p>
@@ -1696,14 +1549,7 @@
       </w:r>
       <w:r>
         <w:br/>
-      </w:r>
-      <w:proofErr w:type="spellStart"/>
-      <w:r>
-        <w:t>created_at</w:t>
-      </w:r>
-      <w:proofErr w:type="spellEnd"/>
-      <w:r>
-        <w:t xml:space="preserve"> </w:t>
+        <w:t xml:space="preserve">created_at </w:t>
       </w:r>
       <w:r>
         <w:rPr>
@@ -1735,24 +1581,13 @@
         <w:t>:</w:t>
       </w:r>
       <w:r>
-        <w:t xml:space="preserve"> </w:t>
-      </w:r>
-      <w:proofErr w:type="spellStart"/>
-      <w:r>
-        <w:t>store_</w:t>
-      </w:r>
-      <w:r>
-        <w:rPr>
-          <w:rFonts w:hint="eastAsia"/>
-        </w:rPr>
-        <w:t>twice</w:t>
-      </w:r>
-      <w:proofErr w:type="spellEnd"/>
-      <w:r>
-        <w:rPr>
-          <w:rFonts w:hint="eastAsia"/>
-        </w:rPr>
-        <w:t xml:space="preserve">  </w:t>
+        <w:t xml:space="preserve"> store_</w:t>
+      </w:r>
+      <w:r>
+        <w:rPr>
+          <w:rFonts w:hint="eastAsia"/>
+        </w:rPr>
+        <w:t xml:space="preserve">twice  </w:t>
       </w:r>
       <w:r>
         <w:rPr>
@@ -1762,7 +1597,6 @@
       </w:r>
     </w:p>
     <w:p>
-      <w:proofErr w:type="spellStart"/>
       <w:r>
         <w:t>S</w:t>
       </w:r>
@@ -1772,7 +1606,6 @@
         </w:rPr>
         <w:t>t_id</w:t>
       </w:r>
-      <w:proofErr w:type="spellEnd"/>
       <w:r>
         <w:tab/>
       </w:r>
@@ -1796,13 +1629,8 @@
       </w:r>
     </w:p>
     <w:p>
-      <w:proofErr w:type="spellStart"/>
-      <w:r>
-        <w:t>store_name</w:t>
-      </w:r>
-      <w:proofErr w:type="spellEnd"/>
-      <w:r>
-        <w:t xml:space="preserve"> </w:t>
+      <w:r>
+        <w:t xml:space="preserve">store_name </w:t>
       </w:r>
       <w:r>
         <w:rPr>
@@ -1828,22 +1656,15 @@
       </w:r>
       <w:r>
         <w:br/>
-      </w:r>
-      <w:proofErr w:type="spellStart"/>
-      <w:r>
-        <w:t>business_hours</w:t>
-      </w:r>
-      <w:proofErr w:type="spellEnd"/>
-      <w:r>
+        <w:t xml:space="preserve">business_hours </w:t>
+      </w:r>
+      <w:r>
+        <w:rPr>
+          <w:rFonts w:hint="eastAsia"/>
+        </w:rPr>
         <w:t xml:space="preserve"> </w:t>
       </w:r>
       <w:r>
-        <w:rPr>
-          <w:rFonts w:hint="eastAsia"/>
-        </w:rPr>
-        <w:t xml:space="preserve"> </w:t>
-      </w:r>
-      <w:r>
         <w:t>營業時間段</w:t>
       </w:r>
     </w:p>
@@ -1862,14 +1683,7 @@
       </w:r>
       <w:r>
         <w:br/>
-      </w:r>
-      <w:proofErr w:type="spellStart"/>
-      <w:r>
-        <w:t>created_at</w:t>
-      </w:r>
-      <w:proofErr w:type="spellEnd"/>
-      <w:r>
-        <w:t xml:space="preserve"> </w:t>
+        <w:t xml:space="preserve">created_at </w:t>
       </w:r>
       <w:r>
         <w:rPr>
@@ -1900,24 +1714,13 @@
         <w:t>:</w:t>
       </w:r>
       <w:r>
-        <w:t xml:space="preserve"> </w:t>
-      </w:r>
-      <w:proofErr w:type="spellStart"/>
-      <w:r>
-        <w:t>store_</w:t>
-      </w:r>
-      <w:r>
-        <w:rPr>
-          <w:rFonts w:hint="eastAsia"/>
-        </w:rPr>
-        <w:t>after</w:t>
-      </w:r>
-      <w:proofErr w:type="spellEnd"/>
-      <w:r>
-        <w:rPr>
-          <w:rFonts w:hint="eastAsia"/>
-        </w:rPr>
-        <w:t xml:space="preserve">  </w:t>
+        <w:t xml:space="preserve"> store_</w:t>
+      </w:r>
+      <w:r>
+        <w:rPr>
+          <w:rFonts w:hint="eastAsia"/>
+        </w:rPr>
+        <w:t xml:space="preserve">after  </w:t>
       </w:r>
       <w:r>
         <w:rPr>
@@ -1927,7 +1730,6 @@
       </w:r>
     </w:p>
     <w:p>
-      <w:proofErr w:type="spellStart"/>
       <w:r>
         <w:t>S</w:t>
       </w:r>
@@ -1937,7 +1739,6 @@
         </w:rPr>
         <w:t>t_id</w:t>
       </w:r>
-      <w:proofErr w:type="spellEnd"/>
       <w:r>
         <w:tab/>
       </w:r>
@@ -1961,14 +1762,9 @@
       </w:r>
     </w:p>
     <w:p>
-      <w:proofErr w:type="spellStart"/>
       <w:r>
         <w:lastRenderedPageBreak/>
-        <w:t>store_name</w:t>
-      </w:r>
-      <w:proofErr w:type="spellEnd"/>
-      <w:r>
-        <w:t xml:space="preserve"> </w:t>
+        <w:t xml:space="preserve">store_name </w:t>
       </w:r>
       <w:r>
         <w:rPr>
@@ -1994,22 +1790,15 @@
       </w:r>
       <w:r>
         <w:br/>
-      </w:r>
-      <w:proofErr w:type="spellStart"/>
-      <w:r>
-        <w:t>business_hours</w:t>
-      </w:r>
-      <w:proofErr w:type="spellEnd"/>
-      <w:r>
+        <w:t xml:space="preserve">business_hours </w:t>
+      </w:r>
+      <w:r>
+        <w:rPr>
+          <w:rFonts w:hint="eastAsia"/>
+        </w:rPr>
         <w:t xml:space="preserve"> </w:t>
       </w:r>
       <w:r>
-        <w:rPr>
-          <w:rFonts w:hint="eastAsia"/>
-        </w:rPr>
-        <w:t xml:space="preserve"> </w:t>
-      </w:r>
-      <w:r>
         <w:t>營業時間段</w:t>
       </w:r>
     </w:p>
@@ -2028,14 +1817,7 @@
       </w:r>
       <w:r>
         <w:br/>
-      </w:r>
-      <w:proofErr w:type="spellStart"/>
-      <w:r>
-        <w:t>created_at</w:t>
-      </w:r>
-      <w:proofErr w:type="spellEnd"/>
-      <w:r>
-        <w:t xml:space="preserve"> </w:t>
+        <w:t xml:space="preserve">created_at </w:t>
       </w:r>
       <w:r>
         <w:rPr>
@@ -2051,11 +1833,9 @@
       </w:r>
     </w:p>
     <w:p>
-      <w:proofErr w:type="spellStart"/>
       <w:r>
         <w:t>reviewed_at</w:t>
       </w:r>
-      <w:proofErr w:type="spellEnd"/>
       <w:r>
         <w:rPr>
           <w:rFonts w:hint="eastAsia"/>
@@ -2077,19 +1857,118 @@
         </w:rPr>
       </w:pPr>
       <w:r>
-        <w:rPr>
-          <w:rFonts w:hint="eastAsia"/>
-        </w:rPr>
         <w:t>表：</w:t>
       </w:r>
-      <w:proofErr w:type="spellStart"/>
-      <w:r>
-        <w:rPr>
-          <w:rFonts w:hint="eastAsia"/>
-        </w:rPr>
+      <w:r>
         <w:t>taiwan_regions</w:t>
       </w:r>
-      <w:proofErr w:type="spellEnd"/>
+    </w:p>
+    <w:p>
+      <w:r>
+        <w:t>欄位：</w:t>
+      </w:r>
+    </w:p>
+    <w:p>
+      <w:r>
+        <w:t>id:</w:t>
+      </w:r>
+      <w:r>
+        <w:t>序號</w:t>
+      </w:r>
+    </w:p>
+    <w:p>
+      <w:r>
+        <w:t>zipcode</w:t>
+      </w:r>
+      <w:r>
+        <w:t>：郵遞區號</w:t>
+      </w:r>
+    </w:p>
+    <w:p>
+      <w:r>
+        <w:t>country_city</w:t>
+      </w:r>
+      <w:r>
+        <w:t>：縣市名稱</w:t>
+      </w:r>
+    </w:p>
+    <w:p>
+      <w:r>
+        <w:t>district_town</w:t>
+      </w:r>
+      <w:r>
+        <w:t>：行政區</w:t>
+      </w:r>
+      <w:r>
+        <w:t>(</w:t>
+      </w:r>
+      <w:r>
+        <w:t>區</w:t>
+      </w:r>
+      <w:r>
+        <w:t>/</w:t>
+      </w:r>
+      <w:r>
+        <w:t>鎮</w:t>
+      </w:r>
+      <w:r>
+        <w:t>/</w:t>
+      </w:r>
+      <w:r>
+        <w:t>鄉</w:t>
+      </w:r>
+      <w:r>
+        <w:t>/</w:t>
+      </w:r>
+      <w:r>
+        <w:t>市</w:t>
+      </w:r>
+      <w:r>
+        <w:t>)</w:t>
+      </w:r>
+    </w:p>
+    <w:p/>
+    <w:p/>
+    <w:p>
+      <w:r>
+        <w:t>表：</w:t>
+      </w:r>
+      <w:r>
+        <w:t>Police Address</w:t>
+      </w:r>
+    </w:p>
+    <w:p>
+      <w:r>
+        <w:t>欄位：</w:t>
+      </w:r>
+    </w:p>
+    <w:p>
+      <w:r>
+        <w:t>：分局名稱</w:t>
+      </w:r>
+    </w:p>
+    <w:p>
+      <w:r>
+        <w:t>：郵遞區號</w:t>
+      </w:r>
+    </w:p>
+    <w:p>
+      <w:r>
+        <w:t>：地址</w:t>
+      </w:r>
+    </w:p>
+    <w:p>
+      <w:r>
+        <w:t>：電話</w:t>
+      </w:r>
+    </w:p>
+    <w:p>
+      <w:r>
+        <w:t>：</w:t>
+      </w:r>
+      <w:r>
+        <w:t>POINT_X</w:t>
+      </w:r>
     </w:p>
     <w:p>
       <w:pPr>
@@ -2098,122 +1977,10 @@
         </w:rPr>
       </w:pPr>
       <w:r>
-        <w:rPr>
-          <w:rFonts w:hint="eastAsia"/>
-        </w:rPr>
-        <w:t>欄位：</w:t>
-      </w:r>
-    </w:p>
-    <w:p>
-      <w:pPr>
-        <w:rPr>
-          <w:rFonts w:hint="eastAsia"/>
-        </w:rPr>
-      </w:pPr>
-      <w:proofErr w:type="spellStart"/>
-      <w:r>
-        <w:rPr>
-          <w:rFonts w:hint="eastAsia"/>
-        </w:rPr>
-        <w:t>zipcode</w:t>
-      </w:r>
-      <w:proofErr w:type="spellEnd"/>
-      <w:r>
-        <w:rPr>
-          <w:rFonts w:hint="eastAsia"/>
-        </w:rPr>
-        <w:t>：郵遞區號</w:t>
-      </w:r>
-    </w:p>
-    <w:p>
-      <w:pPr>
-        <w:rPr>
-          <w:rFonts w:hint="eastAsia"/>
-        </w:rPr>
-      </w:pPr>
-      <w:proofErr w:type="spellStart"/>
-      <w:r>
-        <w:rPr>
-          <w:rFonts w:hint="eastAsia"/>
-        </w:rPr>
-        <w:t>country_city</w:t>
-      </w:r>
-      <w:proofErr w:type="spellEnd"/>
-      <w:r>
-        <w:rPr>
-          <w:rFonts w:hint="eastAsia"/>
-        </w:rPr>
-        <w:t>：縣市名稱</w:t>
-      </w:r>
-    </w:p>
-    <w:p>
-      <w:proofErr w:type="spellStart"/>
-      <w:r>
-        <w:rPr>
-          <w:rFonts w:hint="eastAsia"/>
-        </w:rPr>
-        <w:t>district_town</w:t>
-      </w:r>
-      <w:proofErr w:type="spellEnd"/>
-      <w:r>
-        <w:rPr>
-          <w:rFonts w:hint="eastAsia"/>
-        </w:rPr>
-        <w:t>：行政區</w:t>
-      </w:r>
-      <w:r>
-        <w:rPr>
-          <w:rFonts w:hint="eastAsia"/>
-        </w:rPr>
-        <w:t>(</w:t>
-      </w:r>
-      <w:r>
-        <w:rPr>
-          <w:rFonts w:hint="eastAsia"/>
-        </w:rPr>
-        <w:t>區</w:t>
-      </w:r>
-      <w:r>
-        <w:rPr>
-          <w:rFonts w:hint="eastAsia"/>
-        </w:rPr>
-        <w:t>/</w:t>
-      </w:r>
-      <w:r>
-        <w:rPr>
-          <w:rFonts w:hint="eastAsia"/>
-        </w:rPr>
-        <w:t>鎮</w:t>
-      </w:r>
-      <w:r>
-        <w:rPr>
-          <w:rFonts w:hint="eastAsia"/>
-        </w:rPr>
-        <w:t>/</w:t>
-      </w:r>
-      <w:r>
-        <w:rPr>
-          <w:rFonts w:hint="eastAsia"/>
-        </w:rPr>
-        <w:t>鄉</w:t>
-      </w:r>
-      <w:r>
-        <w:rPr>
-          <w:rFonts w:hint="eastAsia"/>
-        </w:rPr>
-        <w:t>/</w:t>
-      </w:r>
-      <w:r>
-        <w:rPr>
-          <w:rFonts w:hint="eastAsia"/>
-        </w:rPr>
-        <w:t>市</w:t>
-      </w:r>
-      <w:r>
-        <w:rPr>
-          <w:rFonts w:hint="eastAsia"/>
-        </w:rPr>
-        <w:t>)</w:t>
+        <w:t>：</w:t>
+      </w:r>
+      <w:r>
+        <w:t>POINT_Y</w:t>
       </w:r>
     </w:p>
     <w:sectPr>
@@ -3183,7 +2950,6 @@
   <w:style w:type="character" w:default="1" w:styleId="a0">
     <w:name w:val="Default Paragraph Font"/>
     <w:uiPriority w:val="1"/>
-    <w:semiHidden/>
     <w:unhideWhenUsed/>
   </w:style>
   <w:style w:type="table" w:default="1" w:styleId="a1">

--- a/文件/第7章可以看來補充資料表了解.docx
+++ b/文件/第7章可以看來補充資料表了解.docx
@@ -15,9 +15,11 @@
         </w:rPr>
         <w:t>:</w:t>
       </w:r>
+      <w:proofErr w:type="spellStart"/>
       <w:r>
         <w:t>this_user_profile</w:t>
       </w:r>
+      <w:proofErr w:type="spellEnd"/>
       <w:r>
         <w:rPr>
           <w:rFonts w:hint="eastAsia"/>
@@ -48,9 +50,11 @@
       </w:r>
     </w:p>
     <w:p>
+      <w:proofErr w:type="spellStart"/>
       <w:r>
         <w:t>gmail</w:t>
       </w:r>
+      <w:proofErr w:type="spellEnd"/>
       <w:r>
         <w:t>：使用者</w:t>
       </w:r>
@@ -82,17 +86,21 @@
       </w:r>
     </w:p>
     <w:p>
+      <w:proofErr w:type="spellStart"/>
       <w:r>
         <w:t>emergency_contact_phone</w:t>
       </w:r>
+      <w:proofErr w:type="spellEnd"/>
       <w:r>
         <w:t>：預設求助對象電話。</w:t>
       </w:r>
     </w:p>
     <w:p>
+      <w:proofErr w:type="spellStart"/>
       <w:r>
         <w:t>emergency_contact_gmail</w:t>
       </w:r>
+      <w:proofErr w:type="spellEnd"/>
       <w:r>
         <w:t>：預設求助對象</w:t>
       </w:r>
@@ -104,33 +112,41 @@
       </w:r>
     </w:p>
     <w:p>
+      <w:proofErr w:type="spellStart"/>
       <w:r>
         <w:t>default_message</w:t>
       </w:r>
+      <w:proofErr w:type="spellEnd"/>
       <w:r>
         <w:t>：預設訊息。</w:t>
       </w:r>
     </w:p>
     <w:p>
+      <w:proofErr w:type="spellStart"/>
       <w:r>
         <w:t>self_intro</w:t>
       </w:r>
+      <w:proofErr w:type="spellEnd"/>
       <w:r>
         <w:t>：自我介紹。</w:t>
       </w:r>
     </w:p>
     <w:p>
+      <w:proofErr w:type="spellStart"/>
       <w:r>
         <w:t>created_at</w:t>
       </w:r>
+      <w:proofErr w:type="spellEnd"/>
       <w:r>
         <w:t>：建立時間，自動記錄。</w:t>
       </w:r>
     </w:p>
     <w:p>
+      <w:proofErr w:type="spellStart"/>
       <w:r>
         <w:t>user_images</w:t>
       </w:r>
+      <w:proofErr w:type="spellEnd"/>
       <w:r>
         <w:rPr>
           <w:rFonts w:hint="eastAsia"/>
@@ -157,9 +173,11 @@
         </w:rPr>
         <w:t>:</w:t>
       </w:r>
+      <w:proofErr w:type="spellStart"/>
       <w:r>
         <w:t>social_auth_usersocialauth</w:t>
       </w:r>
+      <w:proofErr w:type="spellEnd"/>
       <w:r>
         <w:rPr>
           <w:rFonts w:hint="eastAsia"/>
@@ -172,12 +190,14 @@
         </w:rPr>
         <w:t>登入後</w:t>
       </w:r>
+      <w:proofErr w:type="spellStart"/>
       <w:r>
         <w:rPr>
           <w:rFonts w:hint="eastAsia"/>
         </w:rPr>
         <w:t>oauth</w:t>
       </w:r>
+      <w:proofErr w:type="spellEnd"/>
       <w:r>
         <w:rPr>
           <w:rFonts w:hint="eastAsia"/>
@@ -206,24 +226,28 @@
         </w:rPr>
         <w:t>你們可以先把這表的</w:t>
       </w:r>
+      <w:proofErr w:type="spellStart"/>
       <w:r>
         <w:rPr>
           <w:rFonts w:hint="eastAsia"/>
         </w:rPr>
         <w:t>uid</w:t>
       </w:r>
+      <w:proofErr w:type="spellEnd"/>
       <w:r>
         <w:rPr>
           <w:rFonts w:hint="eastAsia"/>
         </w:rPr>
         <w:t>和上面那個</w:t>
       </w:r>
+      <w:proofErr w:type="spellStart"/>
       <w:r>
         <w:rPr>
           <w:rFonts w:hint="eastAsia"/>
         </w:rPr>
         <w:t>gmail</w:t>
       </w:r>
+      <w:proofErr w:type="spellEnd"/>
     </w:p>
     <w:p>
       <w:pPr>
@@ -233,7 +257,21 @@
         <w:rPr>
           <w:rFonts w:hint="eastAsia"/>
         </w:rPr>
-        <w:t>畫線一開始是想說用外建</w:t>
+        <w:t>畫線一開始是</w:t>
+      </w:r>
+      <w:proofErr w:type="gramStart"/>
+      <w:r>
+        <w:rPr>
+          <w:rFonts w:hint="eastAsia"/>
+        </w:rPr>
+        <w:t>想說用外</w:t>
+      </w:r>
+      <w:proofErr w:type="gramEnd"/>
+      <w:r>
+        <w:rPr>
+          <w:rFonts w:hint="eastAsia"/>
+        </w:rPr>
+        <w:t>建</w:t>
       </w:r>
     </w:p>
     <w:p>
@@ -268,8 +306,13 @@
         <w:t>:</w:t>
       </w:r>
       <w:r>
-        <w:t xml:space="preserve"> pemap_after</w:t>
-      </w:r>
+        <w:t xml:space="preserve"> </w:t>
+      </w:r>
+      <w:proofErr w:type="spellStart"/>
+      <w:r>
+        <w:t>pemap_after</w:t>
+      </w:r>
+      <w:proofErr w:type="spellEnd"/>
       <w:r>
         <w:rPr>
           <w:rFonts w:hint="eastAsia"/>
@@ -307,9 +350,11 @@
       </w:r>
     </w:p>
     <w:p>
+      <w:proofErr w:type="spellStart"/>
       <w:r>
         <w:t>poster_id</w:t>
       </w:r>
+      <w:proofErr w:type="spellEnd"/>
       <w:r>
         <w:rPr>
           <w:rFonts w:hint="eastAsia"/>
@@ -330,9 +375,11 @@
       </w:r>
     </w:p>
     <w:p>
+      <w:proofErr w:type="spellStart"/>
       <w:r>
         <w:t>display_name</w:t>
       </w:r>
+      <w:proofErr w:type="spellEnd"/>
       <w:r>
         <w:rPr>
           <w:rFonts w:hint="eastAsia"/>
@@ -463,11 +510,19 @@
       </w:r>
     </w:p>
     <w:p>
-      <w:r>
-        <w:rPr>
-          <w:rFonts w:hint="eastAsia"/>
-        </w:rPr>
-        <w:t xml:space="preserve">img_url     </w:t>
+      <w:proofErr w:type="spellStart"/>
+      <w:r>
+        <w:rPr>
+          <w:rFonts w:hint="eastAsia"/>
+        </w:rPr>
+        <w:t>img_url</w:t>
+      </w:r>
+      <w:proofErr w:type="spellEnd"/>
+      <w:r>
+        <w:rPr>
+          <w:rFonts w:hint="eastAsia"/>
+        </w:rPr>
+        <w:t xml:space="preserve">     </w:t>
       </w:r>
       <w:r>
         <w:tab/>
@@ -486,12 +541,14 @@
       </w:r>
     </w:p>
     <w:p>
+      <w:proofErr w:type="spellStart"/>
       <w:r>
         <w:rPr>
           <w:rFonts w:hint="eastAsia"/>
         </w:rPr>
         <w:t>time_created</w:t>
       </w:r>
+      <w:proofErr w:type="spellEnd"/>
       <w:r>
         <w:tab/>
       </w:r>
@@ -533,7 +590,11 @@
         <w:t>:</w:t>
       </w:r>
       <w:r>
-        <w:t xml:space="preserve"> pemap_</w:t>
+        <w:t xml:space="preserve"> </w:t>
+      </w:r>
+      <w:proofErr w:type="spellStart"/>
+      <w:r>
+        <w:t>pemap_</w:t>
       </w:r>
       <w:r>
         <w:rPr>
@@ -541,6 +602,7 @@
         </w:rPr>
         <w:t>before</w:t>
       </w:r>
+      <w:proofErr w:type="spellEnd"/>
       <w:r>
         <w:rPr>
           <w:rFonts w:hint="eastAsia"/>
@@ -600,9 +662,11 @@
       </w:r>
     </w:p>
     <w:p>
+      <w:proofErr w:type="spellStart"/>
       <w:r>
         <w:t>poster_id</w:t>
       </w:r>
+      <w:proofErr w:type="spellEnd"/>
       <w:r>
         <w:rPr>
           <w:rFonts w:hint="eastAsia"/>
@@ -635,9 +699,11 @@
       </w:r>
     </w:p>
     <w:p>
+      <w:proofErr w:type="spellStart"/>
       <w:r>
         <w:t>display_name</w:t>
       </w:r>
+      <w:proofErr w:type="spellEnd"/>
       <w:r>
         <w:rPr>
           <w:rFonts w:hint="eastAsia"/>
@@ -776,11 +842,19 @@
       </w:r>
     </w:p>
     <w:p>
-      <w:r>
-        <w:rPr>
-          <w:rFonts w:hint="eastAsia"/>
-        </w:rPr>
-        <w:t xml:space="preserve">img_url     </w:t>
+      <w:proofErr w:type="spellStart"/>
+      <w:r>
+        <w:rPr>
+          <w:rFonts w:hint="eastAsia"/>
+        </w:rPr>
+        <w:t>img_url</w:t>
+      </w:r>
+      <w:proofErr w:type="spellEnd"/>
+      <w:r>
+        <w:rPr>
+          <w:rFonts w:hint="eastAsia"/>
+        </w:rPr>
+        <w:t xml:space="preserve">     </w:t>
       </w:r>
       <w:r>
         <w:tab/>
@@ -799,12 +873,14 @@
       </w:r>
     </w:p>
     <w:p>
+      <w:proofErr w:type="spellStart"/>
       <w:r>
         <w:rPr>
           <w:rFonts w:hint="eastAsia"/>
         </w:rPr>
         <w:t>time_created</w:t>
       </w:r>
+      <w:proofErr w:type="spellEnd"/>
       <w:r>
         <w:tab/>
       </w:r>
@@ -837,13 +913,24 @@
         <w:t>:</w:t>
       </w:r>
       <w:r>
-        <w:t xml:space="preserve"> pemap_</w:t>
-      </w:r>
-      <w:r>
-        <w:rPr>
-          <w:rFonts w:hint="eastAsia"/>
-        </w:rPr>
-        <w:t xml:space="preserve">twice </w:t>
+        <w:t xml:space="preserve"> </w:t>
+      </w:r>
+      <w:proofErr w:type="spellStart"/>
+      <w:r>
+        <w:t>pemap_</w:t>
+      </w:r>
+      <w:r>
+        <w:rPr>
+          <w:rFonts w:hint="eastAsia"/>
+        </w:rPr>
+        <w:t>twice</w:t>
+      </w:r>
+      <w:proofErr w:type="spellEnd"/>
+      <w:r>
+        <w:rPr>
+          <w:rFonts w:hint="eastAsia"/>
+        </w:rPr>
+        <w:t xml:space="preserve"> </w:t>
       </w:r>
       <w:r>
         <w:rPr>
@@ -893,9 +980,11 @@
       </w:r>
     </w:p>
     <w:p>
+      <w:proofErr w:type="spellStart"/>
       <w:r>
         <w:t>poster_id</w:t>
       </w:r>
+      <w:proofErr w:type="spellEnd"/>
       <w:r>
         <w:rPr>
           <w:rFonts w:hint="eastAsia"/>
@@ -928,9 +1017,11 @@
       </w:r>
     </w:p>
     <w:p>
+      <w:proofErr w:type="spellStart"/>
       <w:r>
         <w:t>display_name</w:t>
       </w:r>
+      <w:proofErr w:type="spellEnd"/>
       <w:r>
         <w:rPr>
           <w:rFonts w:hint="eastAsia"/>
@@ -1069,11 +1160,19 @@
       </w:r>
     </w:p>
     <w:p>
-      <w:r>
-        <w:rPr>
-          <w:rFonts w:hint="eastAsia"/>
-        </w:rPr>
-        <w:t xml:space="preserve">img_url     </w:t>
+      <w:proofErr w:type="spellStart"/>
+      <w:r>
+        <w:rPr>
+          <w:rFonts w:hint="eastAsia"/>
+        </w:rPr>
+        <w:t>img_url</w:t>
+      </w:r>
+      <w:proofErr w:type="spellEnd"/>
+      <w:r>
+        <w:rPr>
+          <w:rFonts w:hint="eastAsia"/>
+        </w:rPr>
+        <w:t xml:space="preserve">     </w:t>
       </w:r>
       <w:r>
         <w:tab/>
@@ -1092,12 +1191,14 @@
       </w:r>
     </w:p>
     <w:p>
+      <w:proofErr w:type="spellStart"/>
       <w:r>
         <w:rPr>
           <w:rFonts w:hint="eastAsia"/>
         </w:rPr>
         <w:t>time_created</w:t>
       </w:r>
+      <w:proofErr w:type="spellEnd"/>
       <w:r>
         <w:tab/>
       </w:r>
@@ -1114,8 +1215,14 @@
         <w:t>使用者送出時間</w:t>
       </w:r>
     </w:p>
+    <w:p>
+      <w:pPr>
+        <w:rPr>
+          <w:rFonts w:hint="eastAsia"/>
+        </w:rPr>
+      </w:pPr>
+    </w:p>
     <w:p/>
-    <w:p/>
     <w:p>
       <w:r>
         <w:rPr>
@@ -1130,54 +1237,58 @@
         <w:t>:</w:t>
       </w:r>
       <w:r>
-        <w:t xml:space="preserve"> pemap_</w:t>
-      </w:r>
-      <w:r>
-        <w:rPr>
-          <w:rFonts w:hint="eastAsia"/>
-        </w:rPr>
-        <w:t>after</w:t>
-      </w:r>
-      <w:r>
-        <w:rPr>
-          <w:rFonts w:hint="eastAsia"/>
-        </w:rPr>
-        <w:t>審核後地圖表單</w:t>
-      </w:r>
-    </w:p>
-    <w:p>
-      <w:r>
-        <w:t>Id</w:t>
-      </w:r>
-      <w:r>
-        <w:rPr>
-          <w:rFonts w:hint="eastAsia"/>
-        </w:rPr>
         <w:t xml:space="preserve"> </w:t>
       </w:r>
-      <w:r>
-        <w:tab/>
-      </w:r>
-      <w:r>
-        <w:tab/>
-      </w:r>
-      <w:r>
-        <w:tab/>
-      </w:r>
-      <w:r>
-        <w:tab/>
-      </w:r>
-      <w:r>
-        <w:rPr>
-          <w:rFonts w:hint="eastAsia"/>
-        </w:rPr>
-        <w:t xml:space="preserve">  </w:t>
-      </w:r>
-      <w:r>
-        <w:rPr>
-          <w:rFonts w:hint="eastAsia"/>
-        </w:rPr>
-        <w:t>事件</w:t>
+      <w:proofErr w:type="spellStart"/>
+      <w:r>
+        <w:t>store_</w:t>
+      </w:r>
+      <w:r>
+        <w:rPr>
+          <w:rFonts w:hint="eastAsia"/>
+        </w:rPr>
+        <w:t>before</w:t>
+      </w:r>
+      <w:proofErr w:type="spellEnd"/>
+      <w:r>
+        <w:rPr>
+          <w:rFonts w:hint="eastAsia"/>
+        </w:rPr>
+        <w:t xml:space="preserve">_  </w:t>
+      </w:r>
+      <w:r>
+        <w:rPr>
+          <w:rFonts w:hint="eastAsia"/>
+        </w:rPr>
+        <w:t>審核前商家表單</w:t>
+      </w:r>
+    </w:p>
+    <w:p>
+      <w:proofErr w:type="spellStart"/>
+      <w:r>
+        <w:t>S</w:t>
+      </w:r>
+      <w:r>
+        <w:rPr>
+          <w:rFonts w:hint="eastAsia"/>
+        </w:rPr>
+        <w:t>t_id</w:t>
+      </w:r>
+      <w:proofErr w:type="spellEnd"/>
+      <w:r>
+        <w:tab/>
+      </w:r>
+      <w:r>
+        <w:tab/>
+      </w:r>
+      <w:r>
+        <w:tab/>
+      </w:r>
+      <w:r>
+        <w:rPr>
+          <w:rFonts w:hint="eastAsia"/>
+        </w:rPr>
+        <w:t>商家表單</w:t>
       </w:r>
       <w:r>
         <w:rPr>
@@ -1187,250 +1298,263 @@
       </w:r>
     </w:p>
     <w:p>
-      <w:r>
-        <w:t>poster_id</w:t>
-      </w:r>
-      <w:r>
-        <w:rPr>
-          <w:rFonts w:hint="eastAsia"/>
-        </w:rPr>
+      <w:proofErr w:type="spellStart"/>
+      <w:r>
+        <w:t>store_name</w:t>
+      </w:r>
+      <w:proofErr w:type="spellEnd"/>
+      <w:r>
         <w:t xml:space="preserve"> </w:t>
       </w:r>
       <w:r>
-        <w:tab/>
-      </w:r>
-      <w:r>
-        <w:tab/>
-      </w:r>
-      <w:r>
-        <w:rPr>
-          <w:rFonts w:hint="eastAsia"/>
-        </w:rPr>
-        <w:t xml:space="preserve">   </w:t>
-      </w:r>
-      <w:r>
-        <w:rPr>
-          <w:rFonts w:hint="eastAsia"/>
-        </w:rPr>
-        <w:t>發文者</w:t>
-      </w:r>
-      <w:r>
-        <w:rPr>
-          <w:rFonts w:hint="eastAsia"/>
-        </w:rPr>
-        <w:t>id</w:t>
-      </w:r>
-    </w:p>
-    <w:p>
-      <w:r>
-        <w:t>display_name</w:t>
-      </w:r>
-      <w:r>
-        <w:rPr>
-          <w:rFonts w:hint="eastAsia"/>
-        </w:rPr>
+        <w:rPr>
+          <w:rFonts w:hint="eastAsia"/>
+        </w:rPr>
+        <w:t xml:space="preserve">     </w:t>
+      </w:r>
+      <w:r>
+        <w:t>商家名稱</w:t>
+      </w:r>
+      <w:r>
+        <w:br/>
+        <w:t>address</w:t>
+      </w:r>
+      <w:r>
+        <w:rPr>
+          <w:rFonts w:hint="eastAsia"/>
+        </w:rPr>
+        <w:t xml:space="preserve">         </w:t>
+      </w:r>
+      <w:r>
+        <w:t>地址</w:t>
+      </w:r>
+      <w:r>
+        <w:br/>
+      </w:r>
+      <w:proofErr w:type="spellStart"/>
+      <w:r>
+        <w:t>business_hours</w:t>
+      </w:r>
+      <w:proofErr w:type="spellEnd"/>
+      <w:r>
         <w:t xml:space="preserve"> </w:t>
       </w:r>
       <w:r>
-        <w:tab/>
-      </w:r>
-      <w:r>
-        <w:rPr>
-          <w:rFonts w:hint="eastAsia"/>
-        </w:rPr>
-        <w:t xml:space="preserve">   </w:t>
-      </w:r>
-      <w:r>
-        <w:rPr>
-          <w:rFonts w:hint="eastAsia"/>
-        </w:rPr>
-        <w:t>匿名名稱</w:t>
-      </w:r>
-    </w:p>
-    <w:p>
-      <w:r>
-        <w:t>kind</w:t>
-      </w:r>
-      <w:r>
-        <w:rPr>
-          <w:rFonts w:hint="eastAsia"/>
-        </w:rPr>
-        <w:t xml:space="preserve">                </w:t>
-      </w:r>
-      <w:r>
-        <w:rPr>
-          <w:rFonts w:hint="eastAsia"/>
-        </w:rPr>
-        <w:t>種類</w:t>
-      </w:r>
-    </w:p>
-    <w:p>
-      <w:r>
-        <w:rPr>
-          <w:rFonts w:hint="eastAsia"/>
-        </w:rPr>
-        <w:t xml:space="preserve">reason </w:t>
-      </w:r>
-      <w:r>
-        <w:tab/>
-      </w:r>
-      <w:r>
-        <w:tab/>
-      </w:r>
-      <w:r>
-        <w:tab/>
-      </w:r>
-      <w:r>
-        <w:tab/>
-      </w:r>
-      <w:r>
-        <w:rPr>
-          <w:rFonts w:hint="eastAsia"/>
-        </w:rPr>
-        <w:t>理由</w:t>
-      </w:r>
-    </w:p>
-    <w:p>
-      <w:r>
-        <w:rPr>
-          <w:rFonts w:hint="eastAsia"/>
-        </w:rPr>
-        <w:t xml:space="preserve">address </w:t>
-      </w:r>
-      <w:r>
-        <w:tab/>
-      </w:r>
-      <w:r>
-        <w:tab/>
-      </w:r>
-      <w:r>
-        <w:tab/>
-      </w:r>
-      <w:r>
-        <w:tab/>
-      </w:r>
-      <w:r>
-        <w:rPr>
-          <w:rFonts w:hint="eastAsia"/>
-        </w:rPr>
-        <w:t>地址</w:t>
-      </w:r>
-    </w:p>
-    <w:p>
-      <w:r>
-        <w:rPr>
-          <w:rFonts w:hint="eastAsia"/>
-        </w:rPr>
-        <w:t xml:space="preserve">latitude  </w:t>
-      </w:r>
-      <w:r>
-        <w:tab/>
-      </w:r>
-      <w:r>
-        <w:tab/>
-      </w:r>
-      <w:r>
-        <w:tab/>
-      </w:r>
-      <w:r>
-        <w:rPr>
-          <w:rFonts w:hint="eastAsia"/>
-        </w:rPr>
-        <w:t>緯度</w:t>
-      </w:r>
-    </w:p>
-    <w:p>
-      <w:r>
-        <w:rPr>
-          <w:rFonts w:hint="eastAsia"/>
-        </w:rPr>
-        <w:t xml:space="preserve">longitude   </w:t>
-      </w:r>
-      <w:r>
-        <w:tab/>
-      </w:r>
-      <w:r>
-        <w:tab/>
-      </w:r>
-      <w:r>
-        <w:tab/>
-      </w:r>
-      <w:r>
-        <w:rPr>
-          <w:rFonts w:hint="eastAsia"/>
-        </w:rPr>
-        <w:t>經度</w:t>
-      </w:r>
-    </w:p>
-    <w:p>
-      <w:r>
-        <w:rPr>
-          <w:rFonts w:hint="eastAsia"/>
-        </w:rPr>
-        <w:t xml:space="preserve">img_url     </w:t>
-      </w:r>
-      <w:r>
-        <w:tab/>
-      </w:r>
-      <w:r>
-        <w:tab/>
-      </w:r>
-      <w:r>
-        <w:tab/>
-      </w:r>
-      <w:r>
-        <w:rPr>
-          <w:rFonts w:hint="eastAsia"/>
-        </w:rPr>
-        <w:t>圖片連結</w:t>
-      </w:r>
-    </w:p>
-    <w:p>
-      <w:r>
-        <w:rPr>
-          <w:rFonts w:hint="eastAsia"/>
-        </w:rPr>
-        <w:t>time_created</w:t>
-      </w:r>
-      <w:r>
-        <w:tab/>
-      </w:r>
-      <w:r>
-        <w:tab/>
-      </w:r>
-      <w:r>
-        <w:tab/>
-      </w:r>
-      <w:r>
-        <w:rPr>
-          <w:rFonts w:hint="eastAsia"/>
-        </w:rPr>
-        <w:t>使用者送出時間</w:t>
-      </w:r>
-    </w:p>
-    <w:p>
-      <w:r>
-        <w:rPr>
-          <w:rFonts w:hint="eastAsia"/>
-        </w:rPr>
-        <w:t>time_reviewed</w:t>
-      </w:r>
-      <w:r>
-        <w:rPr>
-          <w:rFonts w:hint="eastAsia"/>
-        </w:rPr>
-        <w:t xml:space="preserve">           </w:t>
-      </w:r>
-      <w:r>
-        <w:rPr>
-          <w:rFonts w:hint="eastAsia"/>
-        </w:rPr>
-        <w:t>管理員審核通過時間</w:t>
+        <w:rPr>
+          <w:rFonts w:hint="eastAsia"/>
+        </w:rPr>
+        <w:t xml:space="preserve"> </w:t>
+      </w:r>
+      <w:r>
+        <w:t>營業時間段</w:t>
+      </w:r>
+    </w:p>
+    <w:p>
+      <w:r>
+        <w:t>phone</w:t>
+      </w:r>
+      <w:r>
+        <w:rPr>
+          <w:rFonts w:hint="eastAsia"/>
+        </w:rPr>
+        <w:t xml:space="preserve">          </w:t>
+      </w:r>
+      <w:r>
+        <w:t>電話</w:t>
+      </w:r>
+      <w:r>
+        <w:br/>
+      </w:r>
+      <w:proofErr w:type="spellStart"/>
+      <w:r>
+        <w:t>created_at</w:t>
+      </w:r>
+      <w:proofErr w:type="spellEnd"/>
+      <w:r>
+        <w:t xml:space="preserve"> </w:t>
+      </w:r>
+      <w:r>
+        <w:rPr>
+          <w:rFonts w:hint="eastAsia"/>
+        </w:rPr>
+        <w:t xml:space="preserve">      </w:t>
+      </w:r>
+      <w:r>
+        <w:rPr>
+          <w:rFonts w:hint="eastAsia"/>
+        </w:rPr>
+        <w:t>表單送出時間</w:t>
       </w:r>
     </w:p>
     <w:p/>
     <w:p/>
     <w:p/>
+    <w:p>
+      <w:r>
+        <w:rPr>
+          <w:rFonts w:hint="eastAsia"/>
+        </w:rPr>
+        <w:t>表</w:t>
+      </w:r>
+      <w:r>
+        <w:rPr>
+          <w:rFonts w:hint="eastAsia"/>
+        </w:rPr>
+        <w:t>:</w:t>
+      </w:r>
+      <w:r>
+        <w:t xml:space="preserve"> </w:t>
+      </w:r>
+      <w:proofErr w:type="spellStart"/>
+      <w:r>
+        <w:t>store_</w:t>
+      </w:r>
+      <w:r>
+        <w:rPr>
+          <w:rFonts w:hint="eastAsia"/>
+        </w:rPr>
+        <w:t>twice</w:t>
+      </w:r>
+      <w:proofErr w:type="spellEnd"/>
+      <w:r>
+        <w:rPr>
+          <w:rFonts w:hint="eastAsia"/>
+        </w:rPr>
+        <w:t xml:space="preserve">  </w:t>
+      </w:r>
+      <w:r>
+        <w:rPr>
+          <w:rFonts w:hint="eastAsia"/>
+        </w:rPr>
+        <w:t>審核前商家表單</w:t>
+      </w:r>
+    </w:p>
+    <w:p>
+      <w:proofErr w:type="spellStart"/>
+      <w:r>
+        <w:t>S</w:t>
+      </w:r>
+      <w:r>
+        <w:rPr>
+          <w:rFonts w:hint="eastAsia"/>
+        </w:rPr>
+        <w:t>t_id</w:t>
+      </w:r>
+      <w:proofErr w:type="spellEnd"/>
+      <w:r>
+        <w:tab/>
+      </w:r>
+      <w:r>
+        <w:tab/>
+      </w:r>
+      <w:r>
+        <w:tab/>
+      </w:r>
+      <w:r>
+        <w:rPr>
+          <w:rFonts w:hint="eastAsia"/>
+        </w:rPr>
+        <w:t>商家表單</w:t>
+      </w:r>
+      <w:r>
+        <w:rPr>
+          <w:rFonts w:hint="eastAsia"/>
+        </w:rPr>
+        <w:t>id</w:t>
+      </w:r>
+    </w:p>
+    <w:p>
+      <w:proofErr w:type="spellStart"/>
+      <w:r>
+        <w:t>store_name</w:t>
+      </w:r>
+      <w:proofErr w:type="spellEnd"/>
+      <w:r>
+        <w:t xml:space="preserve"> </w:t>
+      </w:r>
+      <w:r>
+        <w:rPr>
+          <w:rFonts w:hint="eastAsia"/>
+        </w:rPr>
+        <w:t xml:space="preserve">     </w:t>
+      </w:r>
+      <w:r>
+        <w:t>商家名稱</w:t>
+      </w:r>
+      <w:r>
+        <w:br/>
+      </w:r>
+      <w:r>
+        <w:lastRenderedPageBreak/>
+        <w:t>address</w:t>
+      </w:r>
+      <w:r>
+        <w:rPr>
+          <w:rFonts w:hint="eastAsia"/>
+        </w:rPr>
+        <w:t xml:space="preserve">         </w:t>
+      </w:r>
+      <w:r>
+        <w:t>地址</w:t>
+      </w:r>
+      <w:r>
+        <w:br/>
+      </w:r>
+      <w:proofErr w:type="spellStart"/>
+      <w:r>
+        <w:t>business_hours</w:t>
+      </w:r>
+      <w:proofErr w:type="spellEnd"/>
+      <w:r>
+        <w:t xml:space="preserve"> </w:t>
+      </w:r>
+      <w:r>
+        <w:rPr>
+          <w:rFonts w:hint="eastAsia"/>
+        </w:rPr>
+        <w:t xml:space="preserve"> </w:t>
+      </w:r>
+      <w:r>
+        <w:t>營業時間段</w:t>
+      </w:r>
+    </w:p>
+    <w:p>
+      <w:r>
+        <w:t>phone</w:t>
+      </w:r>
+      <w:r>
+        <w:rPr>
+          <w:rFonts w:hint="eastAsia"/>
+        </w:rPr>
+        <w:t xml:space="preserve">          </w:t>
+      </w:r>
+      <w:r>
+        <w:t>電話</w:t>
+      </w:r>
+      <w:r>
+        <w:br/>
+      </w:r>
+      <w:proofErr w:type="spellStart"/>
+      <w:r>
+        <w:t>created_at</w:t>
+      </w:r>
+      <w:proofErr w:type="spellEnd"/>
+      <w:r>
+        <w:t xml:space="preserve"> </w:t>
+      </w:r>
+      <w:r>
+        <w:rPr>
+          <w:rFonts w:hint="eastAsia"/>
+        </w:rPr>
+        <w:t xml:space="preserve">      </w:t>
+      </w:r>
+      <w:r>
+        <w:rPr>
+          <w:rFonts w:hint="eastAsia"/>
+        </w:rPr>
+        <w:t>表單送出時間</w:t>
+      </w:r>
+    </w:p>
     <w:p/>
     <w:p/>
     <w:p>
@@ -1447,22 +1571,34 @@
         <w:t>:</w:t>
       </w:r>
       <w:r>
-        <w:t xml:space="preserve"> store_</w:t>
-      </w:r>
-      <w:r>
-        <w:rPr>
-          <w:rFonts w:hint="eastAsia"/>
-        </w:rPr>
-        <w:t xml:space="preserve">before_  </w:t>
-      </w:r>
-      <w:r>
-        <w:rPr>
-          <w:rFonts w:hint="eastAsia"/>
-        </w:rPr>
-        <w:t>審核前商家表單</w:t>
-      </w:r>
-    </w:p>
-    <w:p>
+        <w:t xml:space="preserve"> </w:t>
+      </w:r>
+      <w:proofErr w:type="spellStart"/>
+      <w:r>
+        <w:t>store_</w:t>
+      </w:r>
+      <w:r>
+        <w:rPr>
+          <w:rFonts w:hint="eastAsia"/>
+        </w:rPr>
+        <w:t>after</w:t>
+      </w:r>
+      <w:proofErr w:type="spellEnd"/>
+      <w:r>
+        <w:rPr>
+          <w:rFonts w:hint="eastAsia"/>
+        </w:rPr>
+        <w:t xml:space="preserve">  </w:t>
+      </w:r>
+      <w:r>
+        <w:rPr>
+          <w:rFonts w:hint="eastAsia"/>
+        </w:rPr>
+        <w:t>審核後商家表單</w:t>
+      </w:r>
+    </w:p>
+    <w:p>
+      <w:proofErr w:type="spellStart"/>
       <w:r>
         <w:t>S</w:t>
       </w:r>
@@ -1472,6 +1608,7 @@
         </w:rPr>
         <w:t>t_id</w:t>
       </w:r>
+      <w:proofErr w:type="spellEnd"/>
       <w:r>
         <w:tab/>
       </w:r>
@@ -1495,8 +1632,13 @@
       </w:r>
     </w:p>
     <w:p>
-      <w:r>
-        <w:t xml:space="preserve">store_name </w:t>
+      <w:proofErr w:type="spellStart"/>
+      <w:r>
+        <w:t>store_name</w:t>
+      </w:r>
+      <w:proofErr w:type="spellEnd"/>
+      <w:r>
+        <w:t xml:space="preserve"> </w:t>
       </w:r>
       <w:r>
         <w:rPr>
@@ -1522,15 +1664,22 @@
       </w:r>
       <w:r>
         <w:br/>
-        <w:t xml:space="preserve">business_hours </w:t>
-      </w:r>
-      <w:r>
-        <w:rPr>
-          <w:rFonts w:hint="eastAsia"/>
-        </w:rPr>
+      </w:r>
+      <w:proofErr w:type="spellStart"/>
+      <w:r>
+        <w:t>business_hours</w:t>
+      </w:r>
+      <w:proofErr w:type="spellEnd"/>
+      <w:r>
         <w:t xml:space="preserve"> </w:t>
       </w:r>
       <w:r>
+        <w:rPr>
+          <w:rFonts w:hint="eastAsia"/>
+        </w:rPr>
+        <w:t xml:space="preserve"> </w:t>
+      </w:r>
+      <w:r>
         <w:t>營業時間段</w:t>
       </w:r>
     </w:p>
@@ -1549,7 +1698,14 @@
       </w:r>
       <w:r>
         <w:br/>
-        <w:t xml:space="preserve">created_at </w:t>
+      </w:r>
+      <w:proofErr w:type="spellStart"/>
+      <w:r>
+        <w:t>created_at</w:t>
+      </w:r>
+      <w:proofErr w:type="spellEnd"/>
+      <w:r>
+        <w:t xml:space="preserve"> </w:t>
       </w:r>
       <w:r>
         <w:rPr>
@@ -1562,398 +1718,136 @@
           <w:rFonts w:hint="eastAsia"/>
         </w:rPr>
         <w:t>表單送出時間</w:t>
+      </w:r>
+    </w:p>
+    <w:p>
+      <w:proofErr w:type="spellStart"/>
+      <w:r>
+        <w:t>reviewed_at</w:t>
+      </w:r>
+      <w:proofErr w:type="spellEnd"/>
+      <w:r>
+        <w:rPr>
+          <w:rFonts w:hint="eastAsia"/>
+        </w:rPr>
+        <w:t xml:space="preserve">      </w:t>
+      </w:r>
+      <w:r>
+        <w:rPr>
+          <w:rFonts w:hint="eastAsia"/>
+        </w:rPr>
+        <w:t>表單審核時間</w:t>
+      </w:r>
+    </w:p>
+    <w:p/>
+    <w:p>
+      <w:r>
+        <w:t>表：</w:t>
+      </w:r>
+      <w:proofErr w:type="spellStart"/>
+      <w:r>
+        <w:t>taiwan_regions</w:t>
+      </w:r>
+      <w:proofErr w:type="spellEnd"/>
+    </w:p>
+    <w:p>
+      <w:r>
+        <w:t>欄位：</w:t>
+      </w:r>
+    </w:p>
+    <w:p>
+      <w:r>
+        <w:t>id:</w:t>
+      </w:r>
+      <w:r>
+        <w:t>序號</w:t>
+      </w:r>
+    </w:p>
+    <w:p>
+      <w:proofErr w:type="spellStart"/>
+      <w:r>
+        <w:t>zipcode</w:t>
+      </w:r>
+      <w:proofErr w:type="spellEnd"/>
+      <w:r>
+        <w:t>：郵遞區號</w:t>
+      </w:r>
+    </w:p>
+    <w:p>
+      <w:proofErr w:type="spellStart"/>
+      <w:r>
+        <w:t>country_city</w:t>
+      </w:r>
+      <w:proofErr w:type="spellEnd"/>
+      <w:r>
+        <w:t>：縣市名稱</w:t>
+      </w:r>
+    </w:p>
+    <w:p>
+      <w:proofErr w:type="spellStart"/>
+      <w:r>
+        <w:t>district_town</w:t>
+      </w:r>
+      <w:proofErr w:type="spellEnd"/>
+      <w:r>
+        <w:t>：行政區</w:t>
+      </w:r>
+      <w:r>
+        <w:t>(</w:t>
+      </w:r>
+      <w:r>
+        <w:t>區</w:t>
+      </w:r>
+      <w:r>
+        <w:t>/</w:t>
+      </w:r>
+      <w:r>
+        <w:t>鎮</w:t>
+      </w:r>
+      <w:r>
+        <w:t>/</w:t>
+      </w:r>
+      <w:r>
+        <w:t>鄉</w:t>
+      </w:r>
+      <w:r>
+        <w:t>/</w:t>
+      </w:r>
+      <w:r>
+        <w:t>市</w:t>
+      </w:r>
+      <w:r>
+        <w:t>)</w:t>
       </w:r>
     </w:p>
     <w:p/>
     <w:p/>
-    <w:p/>
-    <w:p>
-      <w:r>
-        <w:rPr>
-          <w:rFonts w:hint="eastAsia"/>
-        </w:rPr>
-        <w:t>表</w:t>
-      </w:r>
-      <w:r>
-        <w:rPr>
-          <w:rFonts w:hint="eastAsia"/>
-        </w:rPr>
-        <w:t>:</w:t>
-      </w:r>
-      <w:r>
-        <w:t xml:space="preserve"> store_</w:t>
-      </w:r>
-      <w:r>
-        <w:rPr>
-          <w:rFonts w:hint="eastAsia"/>
-        </w:rPr>
-        <w:t xml:space="preserve">twice  </w:t>
-      </w:r>
-      <w:r>
-        <w:rPr>
-          <w:rFonts w:hint="eastAsia"/>
-        </w:rPr>
-        <w:t>審核前商家表單</w:t>
-      </w:r>
-    </w:p>
-    <w:p>
-      <w:r>
-        <w:t>S</w:t>
-      </w:r>
-      <w:r>
-        <w:rPr>
-          <w:rFonts w:hint="eastAsia"/>
-        </w:rPr>
-        <w:t>t_id</w:t>
-      </w:r>
-      <w:r>
-        <w:tab/>
-      </w:r>
-      <w:r>
-        <w:tab/>
-      </w:r>
-      <w:r>
-        <w:tab/>
-      </w:r>
-      <w:r>
-        <w:rPr>
-          <w:rFonts w:hint="eastAsia"/>
-        </w:rPr>
-        <w:t>商家表單</w:t>
-      </w:r>
-      <w:r>
-        <w:rPr>
-          <w:rFonts w:hint="eastAsia"/>
-        </w:rPr>
-        <w:t>id</w:t>
-      </w:r>
-    </w:p>
-    <w:p>
-      <w:r>
-        <w:t xml:space="preserve">store_name </w:t>
-      </w:r>
-      <w:r>
-        <w:rPr>
-          <w:rFonts w:hint="eastAsia"/>
-        </w:rPr>
-        <w:t xml:space="preserve">     </w:t>
-      </w:r>
-      <w:r>
-        <w:t>商家名稱</w:t>
-      </w:r>
-      <w:r>
-        <w:br/>
-        <w:t>address</w:t>
-      </w:r>
-      <w:r>
-        <w:rPr>
-          <w:rFonts w:hint="eastAsia"/>
-        </w:rPr>
-        <w:t xml:space="preserve">         </w:t>
-      </w:r>
-      <w:r>
-        <w:t>地址</w:t>
-      </w:r>
-      <w:r>
-        <w:br/>
-        <w:t xml:space="preserve">business_hours </w:t>
-      </w:r>
-      <w:r>
-        <w:rPr>
-          <w:rFonts w:hint="eastAsia"/>
-        </w:rPr>
-        <w:t xml:space="preserve"> </w:t>
-      </w:r>
-      <w:r>
-        <w:t>營業時間段</w:t>
-      </w:r>
-    </w:p>
-    <w:p>
-      <w:r>
-        <w:t>phone</w:t>
-      </w:r>
-      <w:r>
-        <w:rPr>
-          <w:rFonts w:hint="eastAsia"/>
-        </w:rPr>
-        <w:t xml:space="preserve">          </w:t>
-      </w:r>
-      <w:r>
-        <w:t>電話</w:t>
-      </w:r>
-      <w:r>
-        <w:br/>
-        <w:t xml:space="preserve">created_at </w:t>
-      </w:r>
-      <w:r>
-        <w:rPr>
-          <w:rFonts w:hint="eastAsia"/>
-        </w:rPr>
-        <w:t xml:space="preserve">      </w:t>
-      </w:r>
-      <w:r>
-        <w:rPr>
-          <w:rFonts w:hint="eastAsia"/>
-        </w:rPr>
-        <w:t>表單送出時間</w:t>
-      </w:r>
-    </w:p>
-    <w:p/>
-    <w:p/>
-    <w:p>
-      <w:r>
-        <w:rPr>
-          <w:rFonts w:hint="eastAsia"/>
-        </w:rPr>
-        <w:t>表</w:t>
-      </w:r>
-      <w:r>
-        <w:rPr>
-          <w:rFonts w:hint="eastAsia"/>
-        </w:rPr>
-        <w:t>:</w:t>
-      </w:r>
-      <w:r>
-        <w:t xml:space="preserve"> store_</w:t>
-      </w:r>
-      <w:r>
-        <w:rPr>
-          <w:rFonts w:hint="eastAsia"/>
-        </w:rPr>
-        <w:t xml:space="preserve">after  </w:t>
-      </w:r>
-      <w:r>
-        <w:rPr>
-          <w:rFonts w:hint="eastAsia"/>
-        </w:rPr>
-        <w:t>審核後商家表單</w:t>
-      </w:r>
-    </w:p>
-    <w:p>
-      <w:r>
-        <w:t>S</w:t>
-      </w:r>
-      <w:r>
-        <w:rPr>
-          <w:rFonts w:hint="eastAsia"/>
-        </w:rPr>
-        <w:t>t_id</w:t>
-      </w:r>
-      <w:r>
-        <w:tab/>
-      </w:r>
-      <w:r>
-        <w:tab/>
-      </w:r>
-      <w:r>
-        <w:tab/>
-      </w:r>
-      <w:r>
-        <w:rPr>
-          <w:rFonts w:hint="eastAsia"/>
-        </w:rPr>
-        <w:t>商家表單</w:t>
-      </w:r>
-      <w:r>
-        <w:rPr>
-          <w:rFonts w:hint="eastAsia"/>
-        </w:rPr>
-        <w:t>id</w:t>
+    <w:p>
+      <w:r>
+        <w:t>表：</w:t>
+      </w:r>
+      <w:r>
+        <w:t>Police Address</w:t>
+      </w:r>
+    </w:p>
+    <w:p>
+      <w:r>
+        <w:t>欄位：</w:t>
       </w:r>
     </w:p>
     <w:p>
       <w:r>
         <w:lastRenderedPageBreak/>
-        <w:t xml:space="preserve">store_name </w:t>
-      </w:r>
-      <w:r>
-        <w:rPr>
-          <w:rFonts w:hint="eastAsia"/>
-        </w:rPr>
-        <w:t xml:space="preserve">     </w:t>
-      </w:r>
-      <w:r>
-        <w:t>商家名稱</w:t>
-      </w:r>
-      <w:r>
-        <w:br/>
-        <w:t>address</w:t>
-      </w:r>
-      <w:r>
-        <w:rPr>
-          <w:rFonts w:hint="eastAsia"/>
-        </w:rPr>
-        <w:t xml:space="preserve">         </w:t>
-      </w:r>
-      <w:r>
-        <w:t>地址</w:t>
-      </w:r>
-      <w:r>
-        <w:br/>
-        <w:t xml:space="preserve">business_hours </w:t>
-      </w:r>
-      <w:r>
-        <w:rPr>
-          <w:rFonts w:hint="eastAsia"/>
-        </w:rPr>
-        <w:t xml:space="preserve"> </w:t>
-      </w:r>
-      <w:r>
-        <w:t>營業時間段</w:t>
-      </w:r>
-    </w:p>
-    <w:p>
-      <w:r>
-        <w:t>phone</w:t>
-      </w:r>
-      <w:r>
-        <w:rPr>
-          <w:rFonts w:hint="eastAsia"/>
-        </w:rPr>
-        <w:t xml:space="preserve">          </w:t>
-      </w:r>
-      <w:r>
-        <w:t>電話</w:t>
-      </w:r>
-      <w:r>
-        <w:br/>
-        <w:t xml:space="preserve">created_at </w:t>
-      </w:r>
-      <w:r>
-        <w:rPr>
-          <w:rFonts w:hint="eastAsia"/>
-        </w:rPr>
-        <w:t xml:space="preserve">      </w:t>
-      </w:r>
-      <w:r>
-        <w:rPr>
-          <w:rFonts w:hint="eastAsia"/>
-        </w:rPr>
-        <w:t>表單送出時間</w:t>
-      </w:r>
-    </w:p>
-    <w:p>
-      <w:r>
-        <w:t>reviewed_at</w:t>
-      </w:r>
-      <w:r>
-        <w:rPr>
-          <w:rFonts w:hint="eastAsia"/>
-        </w:rPr>
-        <w:t xml:space="preserve">      </w:t>
-      </w:r>
-      <w:r>
-        <w:rPr>
-          <w:rFonts w:hint="eastAsia"/>
-        </w:rPr>
-        <w:t>表單審核時間</w:t>
-      </w:r>
-    </w:p>
-    <w:p/>
-    <w:p>
-      <w:pPr>
-        <w:rPr>
-          <w:rFonts w:hint="eastAsia"/>
-        </w:rPr>
-      </w:pPr>
-      <w:r>
-        <w:t>表：</w:t>
-      </w:r>
-      <w:r>
-        <w:t>taiwan_regions</w:t>
-      </w:r>
-    </w:p>
-    <w:p>
-      <w:r>
-        <w:t>欄位：</w:t>
-      </w:r>
-    </w:p>
-    <w:p>
-      <w:r>
-        <w:t>id:</w:t>
-      </w:r>
-      <w:r>
-        <w:t>序號</w:t>
-      </w:r>
-    </w:p>
-    <w:p>
-      <w:r>
-        <w:t>zipcode</w:t>
-      </w:r>
+        <w:t>：分局名稱</w:t>
+      </w:r>
+    </w:p>
+    <w:p>
       <w:r>
         <w:t>：郵遞區號</w:t>
       </w:r>
     </w:p>
     <w:p>
       <w:r>
-        <w:t>country_city</w:t>
-      </w:r>
-      <w:r>
-        <w:t>：縣市名稱</w:t>
-      </w:r>
-    </w:p>
-    <w:p>
-      <w:r>
-        <w:t>district_town</w:t>
-      </w:r>
-      <w:r>
-        <w:t>：行政區</w:t>
-      </w:r>
-      <w:r>
-        <w:t>(</w:t>
-      </w:r>
-      <w:r>
-        <w:t>區</w:t>
-      </w:r>
-      <w:r>
-        <w:t>/</w:t>
-      </w:r>
-      <w:r>
-        <w:t>鎮</w:t>
-      </w:r>
-      <w:r>
-        <w:t>/</w:t>
-      </w:r>
-      <w:r>
-        <w:t>鄉</w:t>
-      </w:r>
-      <w:r>
-        <w:t>/</w:t>
-      </w:r>
-      <w:r>
-        <w:t>市</w:t>
-      </w:r>
-      <w:r>
-        <w:t>)</w:t>
-      </w:r>
-    </w:p>
-    <w:p/>
-    <w:p/>
-    <w:p>
-      <w:r>
-        <w:t>表：</w:t>
-      </w:r>
-      <w:r>
-        <w:t>Police Address</w:t>
-      </w:r>
-    </w:p>
-    <w:p>
-      <w:r>
-        <w:t>欄位：</w:t>
-      </w:r>
-    </w:p>
-    <w:p>
-      <w:r>
-        <w:t>：分局名稱</w:t>
-      </w:r>
-    </w:p>
-    <w:p>
-      <w:r>
-        <w:t>：郵遞區號</w:t>
-      </w:r>
-    </w:p>
-    <w:p>
-      <w:r>
         <w:t>：地址</w:t>
       </w:r>
     </w:p>
@@ -1971,11 +1865,6 @@
       </w:r>
     </w:p>
     <w:p>
-      <w:pPr>
-        <w:rPr>
-          <w:rFonts w:hint="eastAsia"/>
-        </w:rPr>
-      </w:pPr>
       <w:r>
         <w:t>：</w:t>
       </w:r>
@@ -2950,6 +2839,7 @@
   <w:style w:type="character" w:default="1" w:styleId="a0">
     <w:name w:val="Default Paragraph Font"/>
     <w:uiPriority w:val="1"/>
+    <w:semiHidden/>
     <w:unhideWhenUsed/>
   </w:style>
   <w:style w:type="table" w:default="1" w:styleId="a1">

--- a/文件/第7章可以看來補充資料表了解.docx
+++ b/文件/第7章可以看來補充資料表了解.docx
@@ -15,11 +15,9 @@
         </w:rPr>
         <w:t>:</w:t>
       </w:r>
-      <w:proofErr w:type="spellStart"/>
       <w:r>
         <w:t>this_user_profile</w:t>
       </w:r>
-      <w:proofErr w:type="spellEnd"/>
       <w:r>
         <w:rPr>
           <w:rFonts w:hint="eastAsia"/>
@@ -50,11 +48,9 @@
       </w:r>
     </w:p>
     <w:p>
-      <w:proofErr w:type="spellStart"/>
       <w:r>
         <w:t>gmail</w:t>
       </w:r>
-      <w:proofErr w:type="spellEnd"/>
       <w:r>
         <w:t>：使用者</w:t>
       </w:r>
@@ -86,21 +82,17 @@
       </w:r>
     </w:p>
     <w:p>
-      <w:proofErr w:type="spellStart"/>
       <w:r>
         <w:t>emergency_contact_phone</w:t>
       </w:r>
-      <w:proofErr w:type="spellEnd"/>
       <w:r>
         <w:t>：預設求助對象電話。</w:t>
       </w:r>
     </w:p>
     <w:p>
-      <w:proofErr w:type="spellStart"/>
       <w:r>
         <w:t>emergency_contact_gmail</w:t>
       </w:r>
-      <w:proofErr w:type="spellEnd"/>
       <w:r>
         <w:t>：預設求助對象</w:t>
       </w:r>
@@ -112,41 +104,33 @@
       </w:r>
     </w:p>
     <w:p>
-      <w:proofErr w:type="spellStart"/>
       <w:r>
         <w:t>default_message</w:t>
       </w:r>
-      <w:proofErr w:type="spellEnd"/>
       <w:r>
         <w:t>：預設訊息。</w:t>
       </w:r>
     </w:p>
     <w:p>
-      <w:proofErr w:type="spellStart"/>
       <w:r>
         <w:t>self_intro</w:t>
       </w:r>
-      <w:proofErr w:type="spellEnd"/>
       <w:r>
         <w:t>：自我介紹。</w:t>
       </w:r>
     </w:p>
     <w:p>
-      <w:proofErr w:type="spellStart"/>
       <w:r>
         <w:t>created_at</w:t>
       </w:r>
-      <w:proofErr w:type="spellEnd"/>
       <w:r>
         <w:t>：建立時間，自動記錄。</w:t>
       </w:r>
     </w:p>
     <w:p>
-      <w:proofErr w:type="spellStart"/>
       <w:r>
         <w:t>user_images</w:t>
       </w:r>
-      <w:proofErr w:type="spellEnd"/>
       <w:r>
         <w:rPr>
           <w:rFonts w:hint="eastAsia"/>
@@ -173,11 +157,9 @@
         </w:rPr>
         <w:t>:</w:t>
       </w:r>
-      <w:proofErr w:type="spellStart"/>
       <w:r>
         <w:t>social_auth_usersocialauth</w:t>
       </w:r>
-      <w:proofErr w:type="spellEnd"/>
       <w:r>
         <w:rPr>
           <w:rFonts w:hint="eastAsia"/>
@@ -190,14 +172,12 @@
         </w:rPr>
         <w:t>登入後</w:t>
       </w:r>
-      <w:proofErr w:type="spellStart"/>
       <w:r>
         <w:rPr>
           <w:rFonts w:hint="eastAsia"/>
         </w:rPr>
         <w:t>oauth</w:t>
       </w:r>
-      <w:proofErr w:type="spellEnd"/>
       <w:r>
         <w:rPr>
           <w:rFonts w:hint="eastAsia"/>
@@ -226,28 +206,24 @@
         </w:rPr>
         <w:t>你們可以先把這表的</w:t>
       </w:r>
-      <w:proofErr w:type="spellStart"/>
       <w:r>
         <w:rPr>
           <w:rFonts w:hint="eastAsia"/>
         </w:rPr>
         <w:t>uid</w:t>
       </w:r>
-      <w:proofErr w:type="spellEnd"/>
       <w:r>
         <w:rPr>
           <w:rFonts w:hint="eastAsia"/>
         </w:rPr>
         <w:t>和上面那個</w:t>
       </w:r>
-      <w:proofErr w:type="spellStart"/>
       <w:r>
         <w:rPr>
           <w:rFonts w:hint="eastAsia"/>
         </w:rPr>
         <w:t>gmail</w:t>
       </w:r>
-      <w:proofErr w:type="spellEnd"/>
     </w:p>
     <w:p>
       <w:pPr>
@@ -257,21 +233,7 @@
         <w:rPr>
           <w:rFonts w:hint="eastAsia"/>
         </w:rPr>
-        <w:t>畫線一開始是</w:t>
-      </w:r>
-      <w:proofErr w:type="gramStart"/>
-      <w:r>
-        <w:rPr>
-          <w:rFonts w:hint="eastAsia"/>
-        </w:rPr>
-        <w:t>想說用外</w:t>
-      </w:r>
-      <w:proofErr w:type="gramEnd"/>
-      <w:r>
-        <w:rPr>
-          <w:rFonts w:hint="eastAsia"/>
-        </w:rPr>
-        <w:t>建</w:t>
+        <w:t>畫線一開始是想說用外建</w:t>
       </w:r>
     </w:p>
     <w:p>
@@ -306,36 +268,31 @@
         <w:t>:</w:t>
       </w:r>
       <w:r>
+        <w:t xml:space="preserve"> pemap_after</w:t>
+      </w:r>
+      <w:r>
+        <w:rPr>
+          <w:rFonts w:hint="eastAsia"/>
+        </w:rPr>
+        <w:t xml:space="preserve">   </w:t>
+      </w:r>
+      <w:r>
+        <w:rPr>
+          <w:rFonts w:hint="eastAsia"/>
+        </w:rPr>
+        <w:t>審核後地圖表單</w:t>
+      </w:r>
+    </w:p>
+    <w:p>
+      <w:r>
+        <w:t>Id</w:t>
+      </w:r>
+      <w:r>
+        <w:rPr>
+          <w:rFonts w:hint="eastAsia"/>
+        </w:rPr>
         <w:t xml:space="preserve"> </w:t>
       </w:r>
-      <w:proofErr w:type="spellStart"/>
-      <w:r>
-        <w:t>pemap_after</w:t>
-      </w:r>
-      <w:proofErr w:type="spellEnd"/>
-      <w:r>
-        <w:rPr>
-          <w:rFonts w:hint="eastAsia"/>
-        </w:rPr>
-        <w:t xml:space="preserve">   </w:t>
-      </w:r>
-      <w:r>
-        <w:rPr>
-          <w:rFonts w:hint="eastAsia"/>
-        </w:rPr>
-        <w:t>審核後地圖表單</w:t>
-      </w:r>
-    </w:p>
-    <w:p>
-      <w:r>
-        <w:t>Id</w:t>
-      </w:r>
-      <w:r>
-        <w:rPr>
-          <w:rFonts w:hint="eastAsia"/>
-        </w:rPr>
-        <w:t xml:space="preserve"> </w:t>
-      </w:r>
       <w:r>
         <w:rPr>
           <w:rFonts w:hint="eastAsia"/>
@@ -350,11 +307,9 @@
       </w:r>
     </w:p>
     <w:p>
-      <w:proofErr w:type="spellStart"/>
       <w:r>
         <w:t>poster_id</w:t>
       </w:r>
-      <w:proofErr w:type="spellEnd"/>
       <w:r>
         <w:rPr>
           <w:rFonts w:hint="eastAsia"/>
@@ -375,11 +330,9 @@
       </w:r>
     </w:p>
     <w:p>
-      <w:proofErr w:type="spellStart"/>
       <w:r>
         <w:t>display_name</w:t>
       </w:r>
-      <w:proofErr w:type="spellEnd"/>
       <w:r>
         <w:rPr>
           <w:rFonts w:hint="eastAsia"/>
@@ -510,19 +463,11 @@
       </w:r>
     </w:p>
     <w:p>
-      <w:proofErr w:type="spellStart"/>
-      <w:r>
-        <w:rPr>
-          <w:rFonts w:hint="eastAsia"/>
-        </w:rPr>
-        <w:t>img_url</w:t>
-      </w:r>
-      <w:proofErr w:type="spellEnd"/>
-      <w:r>
-        <w:rPr>
-          <w:rFonts w:hint="eastAsia"/>
-        </w:rPr>
-        <w:t xml:space="preserve">     </w:t>
+      <w:r>
+        <w:rPr>
+          <w:rFonts w:hint="eastAsia"/>
+        </w:rPr>
+        <w:t xml:space="preserve">img_url     </w:t>
       </w:r>
       <w:r>
         <w:tab/>
@@ -541,14 +486,12 @@
       </w:r>
     </w:p>
     <w:p>
-      <w:proofErr w:type="spellStart"/>
       <w:r>
         <w:rPr>
           <w:rFonts w:hint="eastAsia"/>
         </w:rPr>
         <w:t>time_created</w:t>
       </w:r>
-      <w:proofErr w:type="spellEnd"/>
       <w:r>
         <w:tab/>
       </w:r>
@@ -590,52 +533,82 @@
         <w:t>:</w:t>
       </w:r>
       <w:r>
+        <w:t xml:space="preserve"> pemap_</w:t>
+      </w:r>
+      <w:r>
+        <w:rPr>
+          <w:rFonts w:hint="eastAsia"/>
+        </w:rPr>
+        <w:t>before</w:t>
+      </w:r>
+      <w:r>
+        <w:rPr>
+          <w:rFonts w:hint="eastAsia"/>
+        </w:rPr>
+        <w:t>審核</w:t>
+      </w:r>
+      <w:r>
+        <w:rPr>
+          <w:rFonts w:hint="eastAsia"/>
+        </w:rPr>
+        <w:t>前</w:t>
+      </w:r>
+      <w:r>
+        <w:rPr>
+          <w:rFonts w:hint="eastAsia"/>
+        </w:rPr>
+        <w:t>地圖表單</w:t>
+      </w:r>
+    </w:p>
+    <w:p/>
+    <w:p>
+      <w:r>
+        <w:t>Id</w:t>
+      </w:r>
+      <w:r>
+        <w:rPr>
+          <w:rFonts w:hint="eastAsia"/>
+        </w:rPr>
+        <w:t xml:space="preserve">     </w:t>
+      </w:r>
+      <w:r>
+        <w:tab/>
+      </w:r>
+      <w:r>
+        <w:tab/>
+      </w:r>
+      <w:r>
+        <w:tab/>
+      </w:r>
+      <w:r>
+        <w:rPr>
+          <w:rFonts w:hint="eastAsia"/>
+        </w:rPr>
+        <w:t xml:space="preserve">   </w:t>
+      </w:r>
+      <w:r>
+        <w:rPr>
+          <w:rFonts w:hint="eastAsia"/>
+        </w:rPr>
+        <w:t>事件</w:t>
+      </w:r>
+      <w:r>
+        <w:rPr>
+          <w:rFonts w:hint="eastAsia"/>
+        </w:rPr>
+        <w:t>id</w:t>
+      </w:r>
+    </w:p>
+    <w:p>
+      <w:r>
+        <w:t>poster_id</w:t>
+      </w:r>
+      <w:r>
+        <w:rPr>
+          <w:rFonts w:hint="eastAsia"/>
+        </w:rPr>
         <w:t xml:space="preserve"> </w:t>
       </w:r>
-      <w:proofErr w:type="spellStart"/>
-      <w:r>
-        <w:t>pemap_</w:t>
-      </w:r>
-      <w:r>
-        <w:rPr>
-          <w:rFonts w:hint="eastAsia"/>
-        </w:rPr>
-        <w:t>before</w:t>
-      </w:r>
-      <w:proofErr w:type="spellEnd"/>
-      <w:r>
-        <w:rPr>
-          <w:rFonts w:hint="eastAsia"/>
-        </w:rPr>
-        <w:t>審核</w:t>
-      </w:r>
-      <w:r>
-        <w:rPr>
-          <w:rFonts w:hint="eastAsia"/>
-        </w:rPr>
-        <w:t>前</w:t>
-      </w:r>
-      <w:r>
-        <w:rPr>
-          <w:rFonts w:hint="eastAsia"/>
-        </w:rPr>
-        <w:t>地圖表單</w:t>
-      </w:r>
-    </w:p>
-    <w:p/>
-    <w:p>
-      <w:r>
-        <w:t>Id</w:t>
-      </w:r>
-      <w:r>
-        <w:rPr>
-          <w:rFonts w:hint="eastAsia"/>
-        </w:rPr>
-        <w:t xml:space="preserve">     </w:t>
-      </w:r>
-      <w:r>
-        <w:tab/>
-      </w:r>
       <w:r>
         <w:tab/>
       </w:r>
@@ -652,7 +625,7 @@
         <w:rPr>
           <w:rFonts w:hint="eastAsia"/>
         </w:rPr>
-        <w:t>事件</w:t>
+        <w:t>發文者</w:t>
       </w:r>
       <w:r>
         <w:rPr>
@@ -662,11 +635,9 @@
       </w:r>
     </w:p>
     <w:p>
-      <w:proofErr w:type="spellStart"/>
-      <w:r>
-        <w:t>poster_id</w:t>
-      </w:r>
-      <w:proofErr w:type="spellEnd"/>
+      <w:r>
+        <w:t>display_name</w:t>
+      </w:r>
       <w:r>
         <w:rPr>
           <w:rFonts w:hint="eastAsia"/>
@@ -677,9 +648,6 @@
         <w:tab/>
       </w:r>
       <w:r>
-        <w:tab/>
-      </w:r>
-      <w:r>
         <w:rPr>
           <w:rFonts w:hint="eastAsia"/>
         </w:rPr>
@@ -689,40 +657,6 @@
         <w:rPr>
           <w:rFonts w:hint="eastAsia"/>
         </w:rPr>
-        <w:t>發文者</w:t>
-      </w:r>
-      <w:r>
-        <w:rPr>
-          <w:rFonts w:hint="eastAsia"/>
-        </w:rPr>
-        <w:t>id</w:t>
-      </w:r>
-    </w:p>
-    <w:p>
-      <w:proofErr w:type="spellStart"/>
-      <w:r>
-        <w:t>display_name</w:t>
-      </w:r>
-      <w:proofErr w:type="spellEnd"/>
-      <w:r>
-        <w:rPr>
-          <w:rFonts w:hint="eastAsia"/>
-        </w:rPr>
-        <w:t xml:space="preserve"> </w:t>
-      </w:r>
-      <w:r>
-        <w:tab/>
-      </w:r>
-      <w:r>
-        <w:rPr>
-          <w:rFonts w:hint="eastAsia"/>
-        </w:rPr>
-        <w:t xml:space="preserve">   </w:t>
-      </w:r>
-      <w:r>
-        <w:rPr>
-          <w:rFonts w:hint="eastAsia"/>
-        </w:rPr>
         <w:t>匿名名稱</w:t>
       </w:r>
     </w:p>
@@ -842,19 +776,11 @@
       </w:r>
     </w:p>
     <w:p>
-      <w:proofErr w:type="spellStart"/>
-      <w:r>
-        <w:rPr>
-          <w:rFonts w:hint="eastAsia"/>
-        </w:rPr>
-        <w:t>img_url</w:t>
-      </w:r>
-      <w:proofErr w:type="spellEnd"/>
-      <w:r>
-        <w:rPr>
-          <w:rFonts w:hint="eastAsia"/>
-        </w:rPr>
-        <w:t xml:space="preserve">     </w:t>
+      <w:r>
+        <w:rPr>
+          <w:rFonts w:hint="eastAsia"/>
+        </w:rPr>
+        <w:t xml:space="preserve">img_url     </w:t>
       </w:r>
       <w:r>
         <w:tab/>
@@ -873,14 +799,12 @@
       </w:r>
     </w:p>
     <w:p>
-      <w:proofErr w:type="spellStart"/>
       <w:r>
         <w:rPr>
           <w:rFonts w:hint="eastAsia"/>
         </w:rPr>
         <w:t>time_created</w:t>
       </w:r>
-      <w:proofErr w:type="spellEnd"/>
       <w:r>
         <w:tab/>
       </w:r>
@@ -913,24 +837,13 @@
         <w:t>:</w:t>
       </w:r>
       <w:r>
-        <w:t xml:space="preserve"> </w:t>
-      </w:r>
-      <w:proofErr w:type="spellStart"/>
-      <w:r>
-        <w:t>pemap_</w:t>
-      </w:r>
-      <w:r>
-        <w:rPr>
-          <w:rFonts w:hint="eastAsia"/>
-        </w:rPr>
-        <w:t>twice</w:t>
-      </w:r>
-      <w:proofErr w:type="spellEnd"/>
-      <w:r>
-        <w:rPr>
-          <w:rFonts w:hint="eastAsia"/>
-        </w:rPr>
-        <w:t xml:space="preserve"> </w:t>
+        <w:t xml:space="preserve"> pemap_</w:t>
+      </w:r>
+      <w:r>
+        <w:rPr>
+          <w:rFonts w:hint="eastAsia"/>
+        </w:rPr>
+        <w:t xml:space="preserve">twice </w:t>
       </w:r>
       <w:r>
         <w:rPr>
@@ -980,11 +893,9 @@
       </w:r>
     </w:p>
     <w:p>
-      <w:proofErr w:type="spellStart"/>
       <w:r>
         <w:t>poster_id</w:t>
       </w:r>
-      <w:proofErr w:type="spellEnd"/>
       <w:r>
         <w:rPr>
           <w:rFonts w:hint="eastAsia"/>
@@ -1017,11 +928,9 @@
       </w:r>
     </w:p>
     <w:p>
-      <w:proofErr w:type="spellStart"/>
       <w:r>
         <w:t>display_name</w:t>
       </w:r>
-      <w:proofErr w:type="spellEnd"/>
       <w:r>
         <w:rPr>
           <w:rFonts w:hint="eastAsia"/>
@@ -1160,19 +1069,11 @@
       </w:r>
     </w:p>
     <w:p>
-      <w:proofErr w:type="spellStart"/>
-      <w:r>
-        <w:rPr>
-          <w:rFonts w:hint="eastAsia"/>
-        </w:rPr>
-        <w:t>img_url</w:t>
-      </w:r>
-      <w:proofErr w:type="spellEnd"/>
-      <w:r>
-        <w:rPr>
-          <w:rFonts w:hint="eastAsia"/>
-        </w:rPr>
-        <w:t xml:space="preserve">     </w:t>
+      <w:r>
+        <w:rPr>
+          <w:rFonts w:hint="eastAsia"/>
+        </w:rPr>
+        <w:t xml:space="preserve">img_url     </w:t>
       </w:r>
       <w:r>
         <w:tab/>
@@ -1191,14 +1092,12 @@
       </w:r>
     </w:p>
     <w:p>
-      <w:proofErr w:type="spellStart"/>
       <w:r>
         <w:rPr>
           <w:rFonts w:hint="eastAsia"/>
         </w:rPr>
         <w:t>time_created</w:t>
       </w:r>
-      <w:proofErr w:type="spellEnd"/>
       <w:r>
         <w:tab/>
       </w:r>
@@ -1215,14 +1114,8 @@
         <w:t>使用者送出時間</w:t>
       </w:r>
     </w:p>
-    <w:p>
-      <w:pPr>
-        <w:rPr>
-          <w:rFonts w:hint="eastAsia"/>
-        </w:rPr>
-      </w:pPr>
-    </w:p>
     <w:p/>
+    <w:p/>
     <w:p>
       <w:r>
         <w:rPr>
@@ -1237,24 +1130,13 @@
         <w:t>:</w:t>
       </w:r>
       <w:r>
-        <w:t xml:space="preserve"> </w:t>
-      </w:r>
-      <w:proofErr w:type="spellStart"/>
-      <w:r>
-        <w:t>store_</w:t>
-      </w:r>
-      <w:r>
-        <w:rPr>
-          <w:rFonts w:hint="eastAsia"/>
-        </w:rPr>
-        <w:t>before</w:t>
-      </w:r>
-      <w:proofErr w:type="spellEnd"/>
-      <w:r>
-        <w:rPr>
-          <w:rFonts w:hint="eastAsia"/>
-        </w:rPr>
-        <w:t xml:space="preserve">_  </w:t>
+        <w:t xml:space="preserve"> store_</w:t>
+      </w:r>
+      <w:r>
+        <w:rPr>
+          <w:rFonts w:hint="eastAsia"/>
+        </w:rPr>
+        <w:t xml:space="preserve">before_  </w:t>
       </w:r>
       <w:r>
         <w:rPr>
@@ -1264,7 +1146,6 @@
       </w:r>
     </w:p>
     <w:p>
-      <w:proofErr w:type="spellStart"/>
       <w:r>
         <w:t>S</w:t>
       </w:r>
@@ -1274,7 +1155,6 @@
         </w:rPr>
         <w:t>t_id</w:t>
       </w:r>
-      <w:proofErr w:type="spellEnd"/>
       <w:r>
         <w:tab/>
       </w:r>
@@ -1298,13 +1178,8 @@
       </w:r>
     </w:p>
     <w:p>
-      <w:proofErr w:type="spellStart"/>
-      <w:r>
-        <w:t>store_name</w:t>
-      </w:r>
-      <w:proofErr w:type="spellEnd"/>
-      <w:r>
-        <w:t xml:space="preserve"> </w:t>
+      <w:r>
+        <w:t xml:space="preserve">store_name </w:t>
       </w:r>
       <w:r>
         <w:rPr>
@@ -1330,22 +1205,15 @@
       </w:r>
       <w:r>
         <w:br/>
-      </w:r>
-      <w:proofErr w:type="spellStart"/>
-      <w:r>
-        <w:t>business_hours</w:t>
-      </w:r>
-      <w:proofErr w:type="spellEnd"/>
-      <w:r>
+        <w:t xml:space="preserve">business_hours </w:t>
+      </w:r>
+      <w:r>
+        <w:rPr>
+          <w:rFonts w:hint="eastAsia"/>
+        </w:rPr>
         <w:t xml:space="preserve"> </w:t>
       </w:r>
       <w:r>
-        <w:rPr>
-          <w:rFonts w:hint="eastAsia"/>
-        </w:rPr>
-        <w:t xml:space="preserve"> </w:t>
-      </w:r>
-      <w:r>
         <w:t>營業時間段</w:t>
       </w:r>
     </w:p>
@@ -1364,14 +1232,7 @@
       </w:r>
       <w:r>
         <w:br/>
-      </w:r>
-      <w:proofErr w:type="spellStart"/>
-      <w:r>
-        <w:t>created_at</w:t>
-      </w:r>
-      <w:proofErr w:type="spellEnd"/>
-      <w:r>
-        <w:t xml:space="preserve"> </w:t>
+        <w:t xml:space="preserve">created_at </w:t>
       </w:r>
       <w:r>
         <w:rPr>
@@ -1403,24 +1264,13 @@
         <w:t>:</w:t>
       </w:r>
       <w:r>
-        <w:t xml:space="preserve"> </w:t>
-      </w:r>
-      <w:proofErr w:type="spellStart"/>
-      <w:r>
-        <w:t>store_</w:t>
-      </w:r>
-      <w:r>
-        <w:rPr>
-          <w:rFonts w:hint="eastAsia"/>
-        </w:rPr>
-        <w:t>twice</w:t>
-      </w:r>
-      <w:proofErr w:type="spellEnd"/>
-      <w:r>
-        <w:rPr>
-          <w:rFonts w:hint="eastAsia"/>
-        </w:rPr>
-        <w:t xml:space="preserve">  </w:t>
+        <w:t xml:space="preserve"> store_</w:t>
+      </w:r>
+      <w:r>
+        <w:rPr>
+          <w:rFonts w:hint="eastAsia"/>
+        </w:rPr>
+        <w:t xml:space="preserve">twice  </w:t>
       </w:r>
       <w:r>
         <w:rPr>
@@ -1430,7 +1280,6 @@
       </w:r>
     </w:p>
     <w:p>
-      <w:proofErr w:type="spellStart"/>
       <w:r>
         <w:t>S</w:t>
       </w:r>
@@ -1440,7 +1289,6 @@
         </w:rPr>
         <w:t>t_id</w:t>
       </w:r>
-      <w:proofErr w:type="spellEnd"/>
       <w:r>
         <w:tab/>
       </w:r>
@@ -1464,13 +1312,8 @@
       </w:r>
     </w:p>
     <w:p>
-      <w:proofErr w:type="spellStart"/>
-      <w:r>
-        <w:t>store_name</w:t>
-      </w:r>
-      <w:proofErr w:type="spellEnd"/>
-      <w:r>
-        <w:t xml:space="preserve"> </w:t>
+      <w:r>
+        <w:t xml:space="preserve">store_name </w:t>
       </w:r>
       <w:r>
         <w:rPr>
@@ -1499,22 +1342,15 @@
       </w:r>
       <w:r>
         <w:br/>
-      </w:r>
-      <w:proofErr w:type="spellStart"/>
-      <w:r>
-        <w:t>business_hours</w:t>
-      </w:r>
-      <w:proofErr w:type="spellEnd"/>
-      <w:r>
+        <w:t xml:space="preserve">business_hours </w:t>
+      </w:r>
+      <w:r>
+        <w:rPr>
+          <w:rFonts w:hint="eastAsia"/>
+        </w:rPr>
         <w:t xml:space="preserve"> </w:t>
       </w:r>
       <w:r>
-        <w:rPr>
-          <w:rFonts w:hint="eastAsia"/>
-        </w:rPr>
-        <w:t xml:space="preserve"> </w:t>
-      </w:r>
-      <w:r>
         <w:t>營業時間段</w:t>
       </w:r>
     </w:p>
@@ -1533,14 +1369,7 @@
       </w:r>
       <w:r>
         <w:br/>
-      </w:r>
-      <w:proofErr w:type="spellStart"/>
-      <w:r>
-        <w:t>created_at</w:t>
-      </w:r>
-      <w:proofErr w:type="spellEnd"/>
-      <w:r>
-        <w:t xml:space="preserve"> </w:t>
+        <w:t xml:space="preserve">created_at </w:t>
       </w:r>
       <w:r>
         <w:rPr>
@@ -1571,24 +1400,13 @@
         <w:t>:</w:t>
       </w:r>
       <w:r>
-        <w:t xml:space="preserve"> </w:t>
-      </w:r>
-      <w:proofErr w:type="spellStart"/>
-      <w:r>
-        <w:t>store_</w:t>
-      </w:r>
-      <w:r>
-        <w:rPr>
-          <w:rFonts w:hint="eastAsia"/>
-        </w:rPr>
-        <w:t>after</w:t>
-      </w:r>
-      <w:proofErr w:type="spellEnd"/>
-      <w:r>
-        <w:rPr>
-          <w:rFonts w:hint="eastAsia"/>
-        </w:rPr>
-        <w:t xml:space="preserve">  </w:t>
+        <w:t xml:space="preserve"> store_</w:t>
+      </w:r>
+      <w:r>
+        <w:rPr>
+          <w:rFonts w:hint="eastAsia"/>
+        </w:rPr>
+        <w:t xml:space="preserve">after  </w:t>
       </w:r>
       <w:r>
         <w:rPr>
@@ -1598,7 +1416,6 @@
       </w:r>
     </w:p>
     <w:p>
-      <w:proofErr w:type="spellStart"/>
       <w:r>
         <w:t>S</w:t>
       </w:r>
@@ -1608,7 +1425,6 @@
         </w:rPr>
         <w:t>t_id</w:t>
       </w:r>
-      <w:proofErr w:type="spellEnd"/>
       <w:r>
         <w:tab/>
       </w:r>
@@ -1632,13 +1448,8 @@
       </w:r>
     </w:p>
     <w:p>
-      <w:proofErr w:type="spellStart"/>
-      <w:r>
-        <w:t>store_name</w:t>
-      </w:r>
-      <w:proofErr w:type="spellEnd"/>
-      <w:r>
-        <w:t xml:space="preserve"> </w:t>
+      <w:r>
+        <w:t xml:space="preserve">store_name </w:t>
       </w:r>
       <w:r>
         <w:rPr>
@@ -1664,22 +1475,15 @@
       </w:r>
       <w:r>
         <w:br/>
-      </w:r>
-      <w:proofErr w:type="spellStart"/>
-      <w:r>
-        <w:t>business_hours</w:t>
-      </w:r>
-      <w:proofErr w:type="spellEnd"/>
-      <w:r>
+        <w:t xml:space="preserve">business_hours </w:t>
+      </w:r>
+      <w:r>
+        <w:rPr>
+          <w:rFonts w:hint="eastAsia"/>
+        </w:rPr>
         <w:t xml:space="preserve"> </w:t>
       </w:r>
       <w:r>
-        <w:rPr>
-          <w:rFonts w:hint="eastAsia"/>
-        </w:rPr>
-        <w:t xml:space="preserve"> </w:t>
-      </w:r>
-      <w:r>
         <w:t>營業時間段</w:t>
       </w:r>
     </w:p>
@@ -1698,14 +1502,7 @@
       </w:r>
       <w:r>
         <w:br/>
-      </w:r>
-      <w:proofErr w:type="spellStart"/>
-      <w:r>
-        <w:t>created_at</w:t>
-      </w:r>
-      <w:proofErr w:type="spellEnd"/>
-      <w:r>
-        <w:t xml:space="preserve"> </w:t>
+        <w:t xml:space="preserve">created_at </w:t>
       </w:r>
       <w:r>
         <w:rPr>
@@ -1721,11 +1518,9 @@
       </w:r>
     </w:p>
     <w:p>
-      <w:proofErr w:type="spellStart"/>
       <w:r>
         <w:t>reviewed_at</w:t>
       </w:r>
-      <w:proofErr w:type="spellEnd"/>
       <w:r>
         <w:rPr>
           <w:rFonts w:hint="eastAsia"/>
@@ -1744,11 +1539,9 @@
       <w:r>
         <w:t>表：</w:t>
       </w:r>
-      <w:proofErr w:type="spellStart"/>
       <w:r>
         <w:t>taiwan_regions</w:t>
       </w:r>
-      <w:proofErr w:type="spellEnd"/>
     </w:p>
     <w:p>
       <w:r>
@@ -1764,31 +1557,25 @@
       </w:r>
     </w:p>
     <w:p>
-      <w:proofErr w:type="spellStart"/>
       <w:r>
         <w:t>zipcode</w:t>
       </w:r>
-      <w:proofErr w:type="spellEnd"/>
       <w:r>
         <w:t>：郵遞區號</w:t>
       </w:r>
     </w:p>
     <w:p>
-      <w:proofErr w:type="spellStart"/>
       <w:r>
         <w:t>country_city</w:t>
       </w:r>
-      <w:proofErr w:type="spellEnd"/>
       <w:r>
         <w:t>：縣市名稱</w:t>
       </w:r>
     </w:p>
     <w:p>
-      <w:proofErr w:type="spellStart"/>
       <w:r>
         <w:t>district_town</w:t>
       </w:r>
-      <w:proofErr w:type="spellEnd"/>
       <w:r>
         <w:t>：行政區</w:t>
       </w:r>
@@ -1871,6 +1658,531 @@
       <w:r>
         <w:t>POINT_Y</w:t>
       </w:r>
+    </w:p>
+    <w:p/>
+    <w:p/>
+    <w:p>
+      <w:r>
+        <w:rPr>
+          <w:rFonts w:hint="eastAsia"/>
+        </w:rPr>
+        <w:t>表</w:t>
+      </w:r>
+      <w:r>
+        <w:rPr>
+          <w:rFonts w:hint="eastAsia"/>
+        </w:rPr>
+        <w:t>:Admin</w:t>
+      </w:r>
+    </w:p>
+    <w:p>
+      <w:r>
+        <w:t>  admin_id</w:t>
+      </w:r>
+      <w:r>
+        <w:t>：自動遞增，作為主鍵。</w:t>
+      </w:r>
+    </w:p>
+    <w:p>
+      <w:r>
+        <w:t>  name</w:t>
+      </w:r>
+      <w:r>
+        <w:t>：姓名，為必填。</w:t>
+      </w:r>
+    </w:p>
+    <w:p>
+      <w:r>
+        <w:t>  phone</w:t>
+      </w:r>
+      <w:r>
+        <w:t>：電話，可填可不填。</w:t>
+      </w:r>
+    </w:p>
+    <w:p>
+      <w:r>
+        <w:t>  admin_gmail</w:t>
+      </w:r>
+      <w:r>
+        <w:t>：管理員的</w:t>
+      </w:r>
+      <w:r>
+        <w:t xml:space="preserve"> Gmail</w:t>
+      </w:r>
+      <w:r>
+        <w:t>，為必填且不可重複。</w:t>
+      </w:r>
+    </w:p>
+    <w:p>
+      <w:r>
+        <w:t>  bio</w:t>
+      </w:r>
+      <w:r>
+        <w:t>：自我介紹，使用</w:t>
+      </w:r>
+      <w:r>
+        <w:t xml:space="preserve"> TEXT </w:t>
+      </w:r>
+      <w:r>
+        <w:t>儲存較長文字。</w:t>
+      </w:r>
+    </w:p>
+    <w:p/>
+    <w:p>
+      <w:r>
+        <w:rPr>
+          <w:rFonts w:hint="eastAsia"/>
+        </w:rPr>
+        <w:t>表</w:t>
+      </w:r>
+      <w:r>
+        <w:rPr>
+          <w:rFonts w:hint="eastAsia"/>
+        </w:rPr>
+        <w:t>:</w:t>
+      </w:r>
+      <w:r>
+        <w:t xml:space="preserve"> </w:t>
+      </w:r>
+      <w:r>
+        <w:t>form_review_log</w:t>
+      </w:r>
+      <w:r>
+        <w:rPr>
+          <w:rFonts w:hint="eastAsia"/>
+        </w:rPr>
+        <w:t xml:space="preserve">  </w:t>
+      </w:r>
+      <w:r>
+        <w:rPr>
+          <w:rFonts w:hint="eastAsia"/>
+        </w:rPr>
+        <w:t>審核狀態表單</w:t>
+      </w:r>
+    </w:p>
+    <w:p>
+      <w:r>
+        <w:rPr>
+          <w:rFonts w:hint="eastAsia"/>
+        </w:rPr>
+        <w:t xml:space="preserve">  </w:t>
+      </w:r>
+      <w:r>
+        <w:rPr>
+          <w:rFonts w:hint="eastAsia"/>
+        </w:rPr>
+        <w:t>到時可以給管理員看審核了甚麼</w:t>
+      </w:r>
+    </w:p>
+    <w:p>
+      <w:pPr>
+        <w:rPr>
+          <w:rFonts w:hint="eastAsia"/>
+        </w:rPr>
+      </w:pPr>
+      <w:r>
+        <w:rPr>
+          <w:rFonts w:hint="eastAsia"/>
+        </w:rPr>
+        <w:t>也可以給使用者看送了甚麼</w:t>
+      </w:r>
+    </w:p>
+    <w:p>
+      <w:pPr>
+        <w:rPr>
+          <w:b/>
+          <w:bCs/>
+        </w:rPr>
+      </w:pPr>
+      <w:r>
+        <w:rPr>
+          <w:b/>
+          <w:bCs/>
+        </w:rPr>
+        <w:t>欄位說明：</w:t>
+      </w:r>
+    </w:p>
+    <w:p>
+      <w:pPr>
+        <w:numPr>
+          <w:ilvl w:val="0"/>
+          <w:numId w:val="4"/>
+        </w:numPr>
+      </w:pPr>
+      <w:r>
+        <w:rPr>
+          <w:b/>
+          <w:bCs/>
+        </w:rPr>
+        <w:t>id</w:t>
+      </w:r>
+      <w:r>
+        <w:t>：自動遞增，作為主鍵。</w:t>
+      </w:r>
+    </w:p>
+    <w:p>
+      <w:pPr>
+        <w:numPr>
+          <w:ilvl w:val="1"/>
+          <w:numId w:val="4"/>
+        </w:numPr>
+      </w:pPr>
+      <w:r>
+        <w:t>資料型別：</w:t>
+      </w:r>
+      <w:r>
+        <w:t>INT</w:t>
+      </w:r>
+    </w:p>
+    <w:p>
+      <w:pPr>
+        <w:numPr>
+          <w:ilvl w:val="1"/>
+          <w:numId w:val="4"/>
+        </w:numPr>
+      </w:pPr>
+      <w:r>
+        <w:t>說明：每一筆審核紀錄的唯一識別碼。</w:t>
+      </w:r>
+    </w:p>
+    <w:p>
+      <w:pPr>
+        <w:numPr>
+          <w:ilvl w:val="0"/>
+          <w:numId w:val="4"/>
+        </w:numPr>
+      </w:pPr>
+      <w:r>
+        <w:rPr>
+          <w:b/>
+          <w:bCs/>
+        </w:rPr>
+        <w:t>form_type</w:t>
+      </w:r>
+      <w:r>
+        <w:t>：表單類型。</w:t>
+      </w:r>
+    </w:p>
+    <w:p>
+      <w:pPr>
+        <w:numPr>
+          <w:ilvl w:val="1"/>
+          <w:numId w:val="4"/>
+        </w:numPr>
+      </w:pPr>
+      <w:r>
+        <w:t>資料型別：</w:t>
+      </w:r>
+      <w:r>
+        <w:t>VARCHAR(20)</w:t>
+      </w:r>
+    </w:p>
+    <w:p>
+      <w:pPr>
+        <w:numPr>
+          <w:ilvl w:val="1"/>
+          <w:numId w:val="4"/>
+        </w:numPr>
+      </w:pPr>
+      <w:r>
+        <w:lastRenderedPageBreak/>
+        <w:t>說明：紀錄是</w:t>
+      </w:r>
+      <w:r>
+        <w:t xml:space="preserve"> pemap</w:t>
+      </w:r>
+      <w:r>
+        <w:t>（地圖表單）或</w:t>
+      </w:r>
+      <w:r>
+        <w:t xml:space="preserve"> store</w:t>
+      </w:r>
+      <w:r>
+        <w:t>（商家表單）等類型。</w:t>
+      </w:r>
+    </w:p>
+    <w:p>
+      <w:pPr>
+        <w:numPr>
+          <w:ilvl w:val="0"/>
+          <w:numId w:val="4"/>
+        </w:numPr>
+      </w:pPr>
+      <w:r>
+        <w:rPr>
+          <w:b/>
+          <w:bCs/>
+        </w:rPr>
+        <w:t>form_id</w:t>
+      </w:r>
+      <w:r>
+        <w:t>：表單的識別</w:t>
+      </w:r>
+      <w:r>
+        <w:t xml:space="preserve"> ID</w:t>
+      </w:r>
+      <w:r>
+        <w:t>。</w:t>
+      </w:r>
+    </w:p>
+    <w:p>
+      <w:pPr>
+        <w:numPr>
+          <w:ilvl w:val="1"/>
+          <w:numId w:val="4"/>
+        </w:numPr>
+      </w:pPr>
+      <w:r>
+        <w:t>資料型別：</w:t>
+      </w:r>
+      <w:r>
+        <w:t>VARCHAR(50)</w:t>
+      </w:r>
+    </w:p>
+    <w:p>
+      <w:pPr>
+        <w:numPr>
+          <w:ilvl w:val="1"/>
+          <w:numId w:val="4"/>
+        </w:numPr>
+      </w:pPr>
+      <w:r>
+        <w:t>說明：紀錄對應的表單</w:t>
+      </w:r>
+      <w:r>
+        <w:t xml:space="preserve"> ID</w:t>
+      </w:r>
+      <w:r>
+        <w:t>，如地圖表單的</w:t>
+      </w:r>
+      <w:r>
+        <w:t xml:space="preserve"> Id </w:t>
+      </w:r>
+      <w:r>
+        <w:t>或商家表單的</w:t>
+      </w:r>
+      <w:r>
+        <w:t xml:space="preserve"> St_id</w:t>
+      </w:r>
+      <w:r>
+        <w:t>。</w:t>
+      </w:r>
+    </w:p>
+    <w:p>
+      <w:pPr>
+        <w:numPr>
+          <w:ilvl w:val="0"/>
+          <w:numId w:val="4"/>
+        </w:numPr>
+      </w:pPr>
+      <w:r>
+        <w:rPr>
+          <w:b/>
+          <w:bCs/>
+        </w:rPr>
+        <w:t>admin_id</w:t>
+      </w:r>
+      <w:r>
+        <w:t>：審核人員</w:t>
+      </w:r>
+      <w:r>
+        <w:t xml:space="preserve"> ID</w:t>
+      </w:r>
+      <w:r>
+        <w:t>。</w:t>
+      </w:r>
+    </w:p>
+    <w:p>
+      <w:pPr>
+        <w:numPr>
+          <w:ilvl w:val="1"/>
+          <w:numId w:val="4"/>
+        </w:numPr>
+      </w:pPr>
+      <w:r>
+        <w:t>資料型別：</w:t>
+      </w:r>
+      <w:r>
+        <w:t>INT</w:t>
+      </w:r>
+    </w:p>
+    <w:p>
+      <w:pPr>
+        <w:numPr>
+          <w:ilvl w:val="1"/>
+          <w:numId w:val="4"/>
+        </w:numPr>
+      </w:pPr>
+      <w:r>
+        <w:t>說明：對應</w:t>
+      </w:r>
+      <w:r>
+        <w:t xml:space="preserve"> Admins </w:t>
+      </w:r>
+      <w:r>
+        <w:t>資料表的主鍵，用來標示是由哪位管理員進行的審核。</w:t>
+      </w:r>
+    </w:p>
+    <w:p>
+      <w:pPr>
+        <w:numPr>
+          <w:ilvl w:val="1"/>
+          <w:numId w:val="4"/>
+        </w:numPr>
+      </w:pPr>
+      <w:r>
+        <w:t>備註：為外鍵，參照</w:t>
+      </w:r>
+      <w:r>
+        <w:t xml:space="preserve"> Admins(admin_id)</w:t>
+      </w:r>
+      <w:r>
+        <w:t>。</w:t>
+      </w:r>
+    </w:p>
+    <w:p>
+      <w:pPr>
+        <w:numPr>
+          <w:ilvl w:val="0"/>
+          <w:numId w:val="4"/>
+        </w:numPr>
+      </w:pPr>
+      <w:r>
+        <w:rPr>
+          <w:b/>
+          <w:bCs/>
+        </w:rPr>
+        <w:t>review_time</w:t>
+      </w:r>
+      <w:r>
+        <w:t>：審核時間。</w:t>
+      </w:r>
+    </w:p>
+    <w:p>
+      <w:pPr>
+        <w:numPr>
+          <w:ilvl w:val="1"/>
+          <w:numId w:val="4"/>
+        </w:numPr>
+      </w:pPr>
+      <w:r>
+        <w:t>資料型別：</w:t>
+      </w:r>
+      <w:r>
+        <w:t>DATETIME</w:t>
+      </w:r>
+    </w:p>
+    <w:p>
+      <w:pPr>
+        <w:numPr>
+          <w:ilvl w:val="1"/>
+          <w:numId w:val="4"/>
+        </w:numPr>
+      </w:pPr>
+      <w:r>
+        <w:t>說明：紀錄進行這次審核的時間。</w:t>
+      </w:r>
+    </w:p>
+    <w:p>
+      <w:pPr>
+        <w:numPr>
+          <w:ilvl w:val="0"/>
+          <w:numId w:val="4"/>
+        </w:numPr>
+      </w:pPr>
+      <w:r>
+        <w:rPr>
+          <w:b/>
+          <w:bCs/>
+        </w:rPr>
+        <w:t>review_result</w:t>
+      </w:r>
+      <w:r>
+        <w:t>：審核結果。</w:t>
+      </w:r>
+    </w:p>
+    <w:p>
+      <w:pPr>
+        <w:numPr>
+          <w:ilvl w:val="1"/>
+          <w:numId w:val="4"/>
+        </w:numPr>
+      </w:pPr>
+      <w:r>
+        <w:t>資料型別：</w:t>
+      </w:r>
+      <w:r>
+        <w:t>VARCHAR(20)</w:t>
+      </w:r>
+    </w:p>
+    <w:p>
+      <w:pPr>
+        <w:numPr>
+          <w:ilvl w:val="1"/>
+          <w:numId w:val="4"/>
+        </w:numPr>
+      </w:pPr>
+      <w:r>
+        <w:t>說明：表示審核結果，例如「通過」、「退回」、「待審核」等狀態。</w:t>
+      </w:r>
+    </w:p>
+    <w:p>
+      <w:pPr>
+        <w:numPr>
+          <w:ilvl w:val="0"/>
+          <w:numId w:val="4"/>
+        </w:numPr>
+      </w:pPr>
+      <w:r>
+        <w:rPr>
+          <w:b/>
+          <w:bCs/>
+        </w:rPr>
+        <w:t>stage</w:t>
+      </w:r>
+      <w:r>
+        <w:t>：審核階段。</w:t>
+      </w:r>
+    </w:p>
+    <w:p>
+      <w:pPr>
+        <w:numPr>
+          <w:ilvl w:val="1"/>
+          <w:numId w:val="4"/>
+        </w:numPr>
+      </w:pPr>
+      <w:r>
+        <w:t>資料型別：</w:t>
+      </w:r>
+      <w:r>
+        <w:t>VARCHAR(20)</w:t>
+      </w:r>
+    </w:p>
+    <w:p>
+      <w:pPr>
+        <w:numPr>
+          <w:ilvl w:val="1"/>
+          <w:numId w:val="4"/>
+        </w:numPr>
+      </w:pPr>
+      <w:r>
+        <w:t>說明：標記審核所處階段，如「</w:t>
+      </w:r>
+      <w:r>
+        <w:t>AI</w:t>
+      </w:r>
+      <w:r>
+        <w:t>初審」、「人工審核」、「最終通過」等。</w:t>
+      </w:r>
+    </w:p>
+    <w:p/>
+    <w:p/>
+    <w:p>
+      <w:pPr>
+        <w:rPr>
+          <w:rFonts w:hint="eastAsia"/>
+        </w:rPr>
+      </w:pPr>
     </w:p>
     <w:sectPr>
       <w:pgSz w:w="11906" w:h="16838"/>
@@ -2221,6 +2533,155 @@
       </w:rPr>
     </w:lvl>
   </w:abstractNum>
+  <w:abstractNum w:abstractNumId="3" w15:restartNumberingAfterBreak="0">
+    <w:nsid w:val="5D4C759F"/>
+    <w:multiLevelType w:val="multilevel"/>
+    <w:tmpl w:val="580E87D8"/>
+    <w:lvl w:ilvl="0">
+      <w:start w:val="1"/>
+      <w:numFmt w:val="bullet"/>
+      <w:lvlText w:val=""/>
+      <w:lvlJc w:val="left"/>
+      <w:pPr>
+        <w:tabs>
+          <w:tab w:val="num" w:pos="720"/>
+        </w:tabs>
+        <w:ind w:left="720" w:hanging="360"/>
+      </w:pPr>
+      <w:rPr>
+        <w:rFonts w:ascii="Symbol" w:hAnsi="Symbol" w:hint="default"/>
+        <w:sz w:val="20"/>
+      </w:rPr>
+    </w:lvl>
+    <w:lvl w:ilvl="1">
+      <w:start w:val="1"/>
+      <w:numFmt w:val="bullet"/>
+      <w:lvlText w:val="o"/>
+      <w:lvlJc w:val="left"/>
+      <w:pPr>
+        <w:tabs>
+          <w:tab w:val="num" w:pos="1440"/>
+        </w:tabs>
+        <w:ind w:left="1440" w:hanging="360"/>
+      </w:pPr>
+      <w:rPr>
+        <w:rFonts w:ascii="Courier New" w:hAnsi="Courier New" w:hint="default"/>
+        <w:sz w:val="20"/>
+      </w:rPr>
+    </w:lvl>
+    <w:lvl w:ilvl="2" w:tentative="1">
+      <w:start w:val="1"/>
+      <w:numFmt w:val="bullet"/>
+      <w:lvlText w:val=""/>
+      <w:lvlJc w:val="left"/>
+      <w:pPr>
+        <w:tabs>
+          <w:tab w:val="num" w:pos="2160"/>
+        </w:tabs>
+        <w:ind w:left="2160" w:hanging="360"/>
+      </w:pPr>
+      <w:rPr>
+        <w:rFonts w:ascii="Wingdings" w:hAnsi="Wingdings" w:hint="default"/>
+        <w:sz w:val="20"/>
+      </w:rPr>
+    </w:lvl>
+    <w:lvl w:ilvl="3" w:tentative="1">
+      <w:start w:val="1"/>
+      <w:numFmt w:val="bullet"/>
+      <w:lvlText w:val=""/>
+      <w:lvlJc w:val="left"/>
+      <w:pPr>
+        <w:tabs>
+          <w:tab w:val="num" w:pos="2880"/>
+        </w:tabs>
+        <w:ind w:left="2880" w:hanging="360"/>
+      </w:pPr>
+      <w:rPr>
+        <w:rFonts w:ascii="Wingdings" w:hAnsi="Wingdings" w:hint="default"/>
+        <w:sz w:val="20"/>
+      </w:rPr>
+    </w:lvl>
+    <w:lvl w:ilvl="4" w:tentative="1">
+      <w:start w:val="1"/>
+      <w:numFmt w:val="bullet"/>
+      <w:lvlText w:val=""/>
+      <w:lvlJc w:val="left"/>
+      <w:pPr>
+        <w:tabs>
+          <w:tab w:val="num" w:pos="3600"/>
+        </w:tabs>
+        <w:ind w:left="3600" w:hanging="360"/>
+      </w:pPr>
+      <w:rPr>
+        <w:rFonts w:ascii="Wingdings" w:hAnsi="Wingdings" w:hint="default"/>
+        <w:sz w:val="20"/>
+      </w:rPr>
+    </w:lvl>
+    <w:lvl w:ilvl="5" w:tentative="1">
+      <w:start w:val="1"/>
+      <w:numFmt w:val="bullet"/>
+      <w:lvlText w:val=""/>
+      <w:lvlJc w:val="left"/>
+      <w:pPr>
+        <w:tabs>
+          <w:tab w:val="num" w:pos="4320"/>
+        </w:tabs>
+        <w:ind w:left="4320" w:hanging="360"/>
+      </w:pPr>
+      <w:rPr>
+        <w:rFonts w:ascii="Wingdings" w:hAnsi="Wingdings" w:hint="default"/>
+        <w:sz w:val="20"/>
+      </w:rPr>
+    </w:lvl>
+    <w:lvl w:ilvl="6" w:tentative="1">
+      <w:start w:val="1"/>
+      <w:numFmt w:val="bullet"/>
+      <w:lvlText w:val=""/>
+      <w:lvlJc w:val="left"/>
+      <w:pPr>
+        <w:tabs>
+          <w:tab w:val="num" w:pos="5040"/>
+        </w:tabs>
+        <w:ind w:left="5040" w:hanging="360"/>
+      </w:pPr>
+      <w:rPr>
+        <w:rFonts w:ascii="Wingdings" w:hAnsi="Wingdings" w:hint="default"/>
+        <w:sz w:val="20"/>
+      </w:rPr>
+    </w:lvl>
+    <w:lvl w:ilvl="7" w:tentative="1">
+      <w:start w:val="1"/>
+      <w:numFmt w:val="bullet"/>
+      <w:lvlText w:val=""/>
+      <w:lvlJc w:val="left"/>
+      <w:pPr>
+        <w:tabs>
+          <w:tab w:val="num" w:pos="5760"/>
+        </w:tabs>
+        <w:ind w:left="5760" w:hanging="360"/>
+      </w:pPr>
+      <w:rPr>
+        <w:rFonts w:ascii="Wingdings" w:hAnsi="Wingdings" w:hint="default"/>
+        <w:sz w:val="20"/>
+      </w:rPr>
+    </w:lvl>
+    <w:lvl w:ilvl="8" w:tentative="1">
+      <w:start w:val="1"/>
+      <w:numFmt w:val="bullet"/>
+      <w:lvlText w:val=""/>
+      <w:lvlJc w:val="left"/>
+      <w:pPr>
+        <w:tabs>
+          <w:tab w:val="num" w:pos="6480"/>
+        </w:tabs>
+        <w:ind w:left="6480" w:hanging="360"/>
+      </w:pPr>
+      <w:rPr>
+        <w:rFonts w:ascii="Wingdings" w:hAnsi="Wingdings" w:hint="default"/>
+        <w:sz w:val="20"/>
+      </w:rPr>
+    </w:lvl>
+  </w:abstractNum>
   <w:num w:numId="1" w16cid:durableId="1977293626">
     <w:abstractNumId w:val="2"/>
   </w:num>
@@ -2229,6 +2690,9 @@
   </w:num>
   <w:num w:numId="3" w16cid:durableId="1775897393">
     <w:abstractNumId w:val="0"/>
+  </w:num>
+  <w:num w:numId="4" w16cid:durableId="1702893871">
+    <w:abstractNumId w:val="3"/>
   </w:num>
 </w:numbering>
 </file>
@@ -2633,7 +3097,7 @@
   <w:style w:type="paragraph" w:default="1" w:styleId="a">
     <w:name w:val="Normal"/>
     <w:qFormat/>
-    <w:rsid w:val="00344FF4"/>
+    <w:rsid w:val="002F653A"/>
     <w:pPr>
       <w:widowControl w:val="0"/>
     </w:pPr>
@@ -2839,7 +3303,6 @@
   <w:style w:type="character" w:default="1" w:styleId="a0">
     <w:name w:val="Default Paragraph Font"/>
     <w:uiPriority w:val="1"/>
-    <w:semiHidden/>
     <w:unhideWhenUsed/>
   </w:style>
   <w:style w:type="table" w:default="1" w:styleId="a1">
